--- a/BaocaoQLDA.docx
+++ b/BaocaoQLDA.docx
@@ -109,9 +109,9 @@
         <w:tblLook w:val="04A0" w:firstRow="1" w:lastRow="0" w:firstColumn="1" w:lastColumn="0" w:noHBand="0" w:noVBand="1"/>
       </w:tblPr>
       <w:tblGrid>
-        <w:gridCol w:w="1969"/>
-        <w:gridCol w:w="5163"/>
-        <w:gridCol w:w="1829"/>
+        <w:gridCol w:w="1980"/>
+        <w:gridCol w:w="5245"/>
+        <w:gridCol w:w="1837"/>
       </w:tblGrid>
       <w:tr>
         <w:tc>
@@ -853,3172 +853,6 @@
         </w:rPr>
       </w:pPr>
       <w:r>
-        <w:rPr>
-          <w:lang w:val="vi-VN"/>
-        </w:rPr>
-        <w:br w:type="page"/>
-      </w:r>
-    </w:p>
-    <w:p>
-      <w:pPr>
-        <w:spacing w:before="120"/>
-        <w:jc w:val="center"/>
-        <w:rPr>
-          <w:sz w:val="32"/>
-          <w:szCs w:val="32"/>
-        </w:rPr>
-      </w:pPr>
-      <w:r>
-        <w:rPr>
-          <w:b/>
-          <w:sz w:val="32"/>
-          <w:szCs w:val="32"/>
-        </w:rPr>
-        <w:lastRenderedPageBreak/>
-        <w:t>BẢNG PHÂN CÔNG NHIỆM VỤ</w:t>
-      </w:r>
-    </w:p>
-    <w:tbl>
-      <w:tblPr>
-        <w:tblStyle w:val="TableGrid"/>
-        <w:tblpPr w:leftFromText="180" w:rightFromText="180" w:vertAnchor="text" w:tblpY="1"/>
-        <w:tblOverlap w:val="never"/>
-        <w:tblW w:w="9209" w:type="dxa"/>
-        <w:tblLook w:val="04A0" w:firstRow="1" w:lastRow="0" w:firstColumn="1" w:lastColumn="0" w:noHBand="0" w:noVBand="1"/>
-      </w:tblPr>
-      <w:tblGrid>
-        <w:gridCol w:w="510"/>
-        <w:gridCol w:w="2654"/>
-        <w:gridCol w:w="4061"/>
-        <w:gridCol w:w="1984"/>
-      </w:tblGrid>
-      <w:tr>
-        <w:trPr>
-          <w:trHeight w:val="415"/>
-        </w:trPr>
-        <w:tc>
-          <w:tcPr>
-            <w:tcW w:w="510" w:type="dxa"/>
-            <w:shd w:val="clear" w:color="auto" w:fill="C6D9F1" w:themeFill="text2" w:themeFillTint="33"/>
-            <w:hideMark/>
-          </w:tcPr>
-          <w:p>
-            <w:pPr>
-              <w:spacing w:after="0" w:line="240" w:lineRule="auto"/>
-              <w:jc w:val="left"/>
-              <w:rPr>
-                <w:b/>
-                <w:bCs/>
-                <w:color w:val="141413"/>
-                <w:szCs w:val="24"/>
-                <w:lang w:eastAsia="en-GB"/>
-              </w:rPr>
-            </w:pPr>
-            <w:r>
-              <w:rPr>
-                <w:b/>
-                <w:bCs/>
-                <w:color w:val="141413"/>
-                <w:szCs w:val="24"/>
-                <w:lang w:eastAsia="en-GB"/>
-              </w:rPr>
-              <w:t>#</w:t>
-            </w:r>
-          </w:p>
-        </w:tc>
-        <w:tc>
-          <w:tcPr>
-            <w:tcW w:w="2654" w:type="dxa"/>
-            <w:shd w:val="clear" w:color="auto" w:fill="C6D9F1" w:themeFill="text2" w:themeFillTint="33"/>
-            <w:hideMark/>
-          </w:tcPr>
-          <w:p>
-            <w:pPr>
-              <w:spacing w:after="0" w:line="240" w:lineRule="auto"/>
-              <w:jc w:val="left"/>
-              <w:rPr>
-                <w:b/>
-                <w:bCs/>
-                <w:color w:val="141413"/>
-                <w:szCs w:val="24"/>
-                <w:lang w:eastAsia="en-GB"/>
-              </w:rPr>
-            </w:pPr>
-            <w:r>
-              <w:rPr>
-                <w:b/>
-                <w:bCs/>
-                <w:color w:val="141413"/>
-                <w:szCs w:val="24"/>
-                <w:lang w:eastAsia="en-GB"/>
-              </w:rPr>
-              <w:t>Công việc</w:t>
-            </w:r>
-          </w:p>
-        </w:tc>
-        <w:tc>
-          <w:tcPr>
-            <w:tcW w:w="4061" w:type="dxa"/>
-            <w:shd w:val="clear" w:color="auto" w:fill="C6D9F1" w:themeFill="text2" w:themeFillTint="33"/>
-            <w:hideMark/>
-          </w:tcPr>
-          <w:p>
-            <w:pPr>
-              <w:tabs>
-                <w:tab w:val="left" w:pos="3540"/>
-              </w:tabs>
-              <w:spacing w:after="0" w:line="240" w:lineRule="auto"/>
-              <w:jc w:val="left"/>
-              <w:rPr>
-                <w:b/>
-                <w:bCs/>
-                <w:color w:val="141413"/>
-                <w:szCs w:val="24"/>
-                <w:lang w:eastAsia="en-GB"/>
-              </w:rPr>
-            </w:pPr>
-            <w:r>
-              <w:rPr>
-                <w:b/>
-                <w:bCs/>
-                <w:color w:val="141413"/>
-                <w:szCs w:val="24"/>
-                <w:lang w:eastAsia="en-GB"/>
-              </w:rPr>
-              <w:t>Mô tả chi tiết</w:t>
-            </w:r>
-            <w:r>
-              <w:rPr>
-                <w:b/>
-                <w:bCs/>
-                <w:color w:val="141413"/>
-                <w:szCs w:val="24"/>
-                <w:lang w:eastAsia="en-GB"/>
-              </w:rPr>
-              <w:tab/>
-            </w:r>
-          </w:p>
-        </w:tc>
-        <w:tc>
-          <w:tcPr>
-            <w:tcW w:w="1984" w:type="dxa"/>
-            <w:shd w:val="clear" w:color="auto" w:fill="C6D9F1" w:themeFill="text2" w:themeFillTint="33"/>
-            <w:hideMark/>
-          </w:tcPr>
-          <w:p>
-            <w:pPr>
-              <w:spacing w:after="0" w:line="240" w:lineRule="auto"/>
-              <w:jc w:val="left"/>
-              <w:rPr>
-                <w:b/>
-                <w:bCs/>
-                <w:color w:val="141413"/>
-                <w:szCs w:val="24"/>
-                <w:lang w:eastAsia="en-GB"/>
-              </w:rPr>
-            </w:pPr>
-            <w:r>
-              <w:rPr>
-                <w:b/>
-                <w:bCs/>
-                <w:color w:val="141413"/>
-                <w:szCs w:val="24"/>
-                <w:lang w:eastAsia="en-GB"/>
-              </w:rPr>
-              <w:t>Người thực hiện</w:t>
-            </w:r>
-          </w:p>
-        </w:tc>
-      </w:tr>
-      <w:tr>
-        <w:trPr>
-          <w:trHeight w:val="415"/>
-        </w:trPr>
-        <w:tc>
-          <w:tcPr>
-            <w:tcW w:w="9209" w:type="dxa"/>
-            <w:gridSpan w:val="4"/>
-            <w:hideMark/>
-          </w:tcPr>
-          <w:p>
-            <w:pPr>
-              <w:spacing w:after="0" w:line="276" w:lineRule="auto"/>
-              <w:jc w:val="left"/>
-              <w:rPr>
-                <w:color w:val="141413"/>
-                <w:szCs w:val="24"/>
-                <w:lang w:eastAsia="en-GB"/>
-              </w:rPr>
-            </w:pPr>
-            <w:r>
-              <w:rPr>
-                <w:color w:val="141413"/>
-                <w:szCs w:val="24"/>
-                <w:lang w:eastAsia="en-GB"/>
-              </w:rPr>
-              <w:t>A – Phần cứng &amp; Truyền thông</w:t>
-            </w:r>
-          </w:p>
-        </w:tc>
-      </w:tr>
-      <w:tr>
-        <w:trPr>
-          <w:trHeight w:val="415"/>
-        </w:trPr>
-        <w:tc>
-          <w:tcPr>
-            <w:tcW w:w="510" w:type="dxa"/>
-            <w:hideMark/>
-          </w:tcPr>
-          <w:p>
-            <w:pPr>
-              <w:spacing w:after="0" w:line="240" w:lineRule="auto"/>
-              <w:jc w:val="left"/>
-              <w:rPr>
-                <w:color w:val="141413"/>
-                <w:szCs w:val="24"/>
-                <w:lang w:eastAsia="en-GB"/>
-              </w:rPr>
-            </w:pPr>
-            <w:r>
-              <w:rPr>
-                <w:color w:val="3D3D3A"/>
-                <w:szCs w:val="24"/>
-                <w:lang w:eastAsia="en-GB"/>
-              </w:rPr>
-              <w:t>A1</w:t>
-            </w:r>
-          </w:p>
-        </w:tc>
-        <w:tc>
-          <w:tcPr>
-            <w:tcW w:w="2654" w:type="dxa"/>
-            <w:hideMark/>
-          </w:tcPr>
-          <w:p>
-            <w:pPr>
-              <w:spacing w:after="0" w:line="276" w:lineRule="auto"/>
-              <w:jc w:val="left"/>
-              <w:rPr>
-                <w:color w:val="141413"/>
-                <w:szCs w:val="24"/>
-                <w:lang w:eastAsia="en-GB"/>
-              </w:rPr>
-            </w:pPr>
-            <w:r>
-              <w:rPr>
-                <w:color w:val="141413"/>
-                <w:szCs w:val="24"/>
-                <w:lang w:eastAsia="en-GB"/>
-              </w:rPr>
-              <w:t>Thiết kế sơ đồ mạch &amp; đấu nối ESP32</w:t>
-            </w:r>
-          </w:p>
-        </w:tc>
-        <w:tc>
-          <w:tcPr>
-            <w:tcW w:w="4061" w:type="dxa"/>
-            <w:hideMark/>
-          </w:tcPr>
-          <w:p>
-            <w:pPr>
-              <w:spacing w:after="0" w:line="276" w:lineRule="auto"/>
-              <w:jc w:val="left"/>
-              <w:rPr>
-                <w:color w:val="141413"/>
-                <w:szCs w:val="24"/>
-                <w:lang w:eastAsia="en-GB"/>
-              </w:rPr>
-            </w:pPr>
-            <w:r>
-              <w:rPr>
-                <w:color w:val="141413"/>
-                <w:szCs w:val="24"/>
-                <w:lang w:eastAsia="en-GB"/>
-              </w:rPr>
-              <w:t>Kết nối cảm biến DHT22, đất, ánh sáng, relay, LCD theo bảng GPIO</w:t>
-            </w:r>
-          </w:p>
-        </w:tc>
-        <w:tc>
-          <w:tcPr>
-            <w:tcW w:w="1984" w:type="dxa"/>
-            <w:vAlign w:val="center"/>
-            <w:hideMark/>
-          </w:tcPr>
-          <w:p>
-            <w:pPr>
-              <w:spacing w:after="0" w:line="276" w:lineRule="auto"/>
-              <w:jc w:val="center"/>
-              <w:rPr>
-                <w:color w:val="141413"/>
-                <w:szCs w:val="24"/>
-                <w:lang w:eastAsia="en-GB"/>
-              </w:rPr>
-            </w:pPr>
-            <w:r>
-              <w:rPr>
-                <w:rStyle w:val="badge"/>
-                <w:color w:val="085041"/>
-                <w:szCs w:val="24"/>
-                <w:shd w:val="clear" w:color="auto" w:fill="E1F5EE"/>
-              </w:rPr>
-              <w:t>Trung Sỹ</w:t>
-            </w:r>
-          </w:p>
-        </w:tc>
-      </w:tr>
-      <w:tr>
-        <w:trPr>
-          <w:trHeight w:val="415"/>
-        </w:trPr>
-        <w:tc>
-          <w:tcPr>
-            <w:tcW w:w="510" w:type="dxa"/>
-            <w:hideMark/>
-          </w:tcPr>
-          <w:p>
-            <w:pPr>
-              <w:spacing w:after="0" w:line="240" w:lineRule="auto"/>
-              <w:jc w:val="left"/>
-              <w:rPr>
-                <w:color w:val="141413"/>
-                <w:szCs w:val="24"/>
-                <w:lang w:eastAsia="en-GB"/>
-              </w:rPr>
-            </w:pPr>
-            <w:r>
-              <w:rPr>
-                <w:color w:val="3D3D3A"/>
-                <w:szCs w:val="24"/>
-                <w:lang w:eastAsia="en-GB"/>
-              </w:rPr>
-              <w:t>A2</w:t>
-            </w:r>
-          </w:p>
-        </w:tc>
-        <w:tc>
-          <w:tcPr>
-            <w:tcW w:w="2654" w:type="dxa"/>
-            <w:hideMark/>
-          </w:tcPr>
-          <w:p>
-            <w:pPr>
-              <w:spacing w:after="0" w:line="276" w:lineRule="auto"/>
-              <w:jc w:val="left"/>
-              <w:rPr>
-                <w:color w:val="141413"/>
-                <w:szCs w:val="24"/>
-                <w:lang w:eastAsia="en-GB"/>
-              </w:rPr>
-            </w:pPr>
-            <w:r>
-              <w:rPr>
-                <w:color w:val="141413"/>
-                <w:szCs w:val="24"/>
-                <w:lang w:eastAsia="en-GB"/>
-              </w:rPr>
-              <w:t>Lập trình firmware ESP32</w:t>
-            </w:r>
-          </w:p>
-        </w:tc>
-        <w:tc>
-          <w:tcPr>
-            <w:tcW w:w="4061" w:type="dxa"/>
-            <w:hideMark/>
-          </w:tcPr>
-          <w:p>
-            <w:pPr>
-              <w:spacing w:after="0" w:line="276" w:lineRule="auto"/>
-              <w:jc w:val="left"/>
-              <w:rPr>
-                <w:color w:val="141413"/>
-                <w:szCs w:val="24"/>
-                <w:lang w:eastAsia="en-GB"/>
-              </w:rPr>
-            </w:pPr>
-            <w:r>
-              <w:rPr>
-                <w:color w:val="141413"/>
-                <w:szCs w:val="24"/>
-                <w:lang w:eastAsia="en-GB"/>
-              </w:rPr>
-              <w:t>Đọc cảm biến, điều khiển relay, chuyển chế độ Manual/Auto</w:t>
-            </w:r>
-          </w:p>
-        </w:tc>
-        <w:tc>
-          <w:tcPr>
-            <w:tcW w:w="1984" w:type="dxa"/>
-            <w:vAlign w:val="center"/>
-            <w:hideMark/>
-          </w:tcPr>
-          <w:p>
-            <w:pPr>
-              <w:spacing w:after="0" w:line="276" w:lineRule="auto"/>
-              <w:jc w:val="center"/>
-              <w:rPr>
-                <w:color w:val="141413"/>
-                <w:szCs w:val="24"/>
-                <w:lang w:eastAsia="en-GB"/>
-              </w:rPr>
-            </w:pPr>
-            <w:r>
-              <w:rPr>
-                <w:rStyle w:val="badge"/>
-                <w:color w:val="085041"/>
-                <w:szCs w:val="24"/>
-                <w:shd w:val="clear" w:color="auto" w:fill="E1F5EE"/>
-              </w:rPr>
-              <w:t>Trung Sỹ</w:t>
-            </w:r>
-          </w:p>
-        </w:tc>
-      </w:tr>
-      <w:tr>
-        <w:trPr>
-          <w:trHeight w:val="415"/>
-        </w:trPr>
-        <w:tc>
-          <w:tcPr>
-            <w:tcW w:w="510" w:type="dxa"/>
-            <w:hideMark/>
-          </w:tcPr>
-          <w:p>
-            <w:pPr>
-              <w:spacing w:after="0" w:line="240" w:lineRule="auto"/>
-              <w:jc w:val="left"/>
-              <w:rPr>
-                <w:color w:val="141413"/>
-                <w:szCs w:val="24"/>
-                <w:lang w:eastAsia="en-GB"/>
-              </w:rPr>
-            </w:pPr>
-            <w:r>
-              <w:rPr>
-                <w:color w:val="3D3D3A"/>
-                <w:szCs w:val="24"/>
-                <w:lang w:eastAsia="en-GB"/>
-              </w:rPr>
-              <w:t>A3</w:t>
-            </w:r>
-          </w:p>
-        </w:tc>
-        <w:tc>
-          <w:tcPr>
-            <w:tcW w:w="2654" w:type="dxa"/>
-            <w:hideMark/>
-          </w:tcPr>
-          <w:p>
-            <w:pPr>
-              <w:spacing w:after="0" w:line="276" w:lineRule="auto"/>
-              <w:jc w:val="left"/>
-              <w:rPr>
-                <w:color w:val="141413"/>
-                <w:szCs w:val="24"/>
-                <w:lang w:eastAsia="en-GB"/>
-              </w:rPr>
-            </w:pPr>
-            <w:r>
-              <w:rPr>
-                <w:color w:val="141413"/>
-                <w:szCs w:val="24"/>
-                <w:lang w:eastAsia="en-GB"/>
-              </w:rPr>
-              <w:t>Thiết kế giao thức WebSocket</w:t>
-            </w:r>
-          </w:p>
-        </w:tc>
-        <w:tc>
-          <w:tcPr>
-            <w:tcW w:w="4061" w:type="dxa"/>
-            <w:hideMark/>
-          </w:tcPr>
-          <w:p>
-            <w:pPr>
-              <w:spacing w:after="0" w:line="276" w:lineRule="auto"/>
-              <w:jc w:val="left"/>
-              <w:rPr>
-                <w:color w:val="141413"/>
-                <w:szCs w:val="24"/>
-                <w:lang w:eastAsia="en-GB"/>
-              </w:rPr>
-            </w:pPr>
-            <w:r>
-              <w:rPr>
-                <w:color w:val="141413"/>
-                <w:szCs w:val="24"/>
-                <w:lang w:eastAsia="en-GB"/>
-              </w:rPr>
-              <w:t>Gói telemetry &amp; pending_commands, đồng bộ chế độ vận hành</w:t>
-            </w:r>
-          </w:p>
-        </w:tc>
-        <w:tc>
-          <w:tcPr>
-            <w:tcW w:w="1984" w:type="dxa"/>
-            <w:vAlign w:val="center"/>
-            <w:hideMark/>
-          </w:tcPr>
-          <w:p>
-            <w:pPr>
-              <w:spacing w:after="0" w:line="276" w:lineRule="auto"/>
-              <w:jc w:val="center"/>
-              <w:rPr>
-                <w:color w:val="141413"/>
-                <w:szCs w:val="24"/>
-                <w:lang w:eastAsia="en-GB"/>
-              </w:rPr>
-            </w:pPr>
-            <w:r>
-              <w:rPr>
-                <w:rStyle w:val="badge"/>
-                <w:color w:val="085041"/>
-                <w:szCs w:val="24"/>
-                <w:shd w:val="clear" w:color="auto" w:fill="E1F5EE"/>
-              </w:rPr>
-              <w:t>Trung Sỹ</w:t>
-            </w:r>
-          </w:p>
-        </w:tc>
-      </w:tr>
-      <w:tr>
-        <w:trPr>
-          <w:trHeight w:val="415"/>
-        </w:trPr>
-        <w:tc>
-          <w:tcPr>
-            <w:tcW w:w="510" w:type="dxa"/>
-            <w:hideMark/>
-          </w:tcPr>
-          <w:p>
-            <w:pPr>
-              <w:spacing w:after="0" w:line="240" w:lineRule="auto"/>
-              <w:jc w:val="left"/>
-              <w:rPr>
-                <w:color w:val="141413"/>
-                <w:szCs w:val="24"/>
-                <w:lang w:eastAsia="en-GB"/>
-              </w:rPr>
-            </w:pPr>
-            <w:r>
-              <w:rPr>
-                <w:color w:val="3D3D3A"/>
-                <w:szCs w:val="24"/>
-                <w:lang w:eastAsia="en-GB"/>
-              </w:rPr>
-              <w:t>A4</w:t>
-            </w:r>
-          </w:p>
-        </w:tc>
-        <w:tc>
-          <w:tcPr>
-            <w:tcW w:w="2654" w:type="dxa"/>
-            <w:hideMark/>
-          </w:tcPr>
-          <w:p>
-            <w:pPr>
-              <w:spacing w:after="0" w:line="276" w:lineRule="auto"/>
-              <w:jc w:val="left"/>
-              <w:rPr>
-                <w:color w:val="141413"/>
-                <w:szCs w:val="24"/>
-                <w:lang w:eastAsia="en-GB"/>
-              </w:rPr>
-            </w:pPr>
-            <w:r>
-              <w:rPr>
-                <w:color w:val="141413"/>
-                <w:szCs w:val="24"/>
-                <w:lang w:eastAsia="en-GB"/>
-              </w:rPr>
-              <w:t>Lắp ráp &amp; kiểm thử phần cứng thực tế</w:t>
-            </w:r>
-          </w:p>
-        </w:tc>
-        <w:tc>
-          <w:tcPr>
-            <w:tcW w:w="4061" w:type="dxa"/>
-            <w:hideMark/>
-          </w:tcPr>
-          <w:p>
-            <w:pPr>
-              <w:spacing w:after="0" w:line="276" w:lineRule="auto"/>
-              <w:jc w:val="left"/>
-              <w:rPr>
-                <w:color w:val="141413"/>
-                <w:szCs w:val="24"/>
-                <w:lang w:eastAsia="en-GB"/>
-              </w:rPr>
-            </w:pPr>
-            <w:r>
-              <w:rPr>
-                <w:color w:val="141413"/>
-                <w:szCs w:val="24"/>
-                <w:lang w:eastAsia="en-GB"/>
-              </w:rPr>
-              <w:t>Lắp mạch, đo tín hiệu, debug WiFi, chạy thử actuator</w:t>
-            </w:r>
-          </w:p>
-        </w:tc>
-        <w:tc>
-          <w:tcPr>
-            <w:tcW w:w="1984" w:type="dxa"/>
-            <w:vAlign w:val="center"/>
-            <w:hideMark/>
-          </w:tcPr>
-          <w:p>
-            <w:pPr>
-              <w:spacing w:after="0" w:line="276" w:lineRule="auto"/>
-              <w:jc w:val="center"/>
-              <w:rPr>
-                <w:color w:val="141413"/>
-                <w:szCs w:val="24"/>
-                <w:lang w:eastAsia="en-GB"/>
-              </w:rPr>
-            </w:pPr>
-            <w:r>
-              <w:rPr>
-                <w:rStyle w:val="badge"/>
-                <w:color w:val="085041"/>
-                <w:szCs w:val="24"/>
-                <w:shd w:val="clear" w:color="auto" w:fill="E1F5EE"/>
-              </w:rPr>
-              <w:t>Trung Sỹ</w:t>
-            </w:r>
-          </w:p>
-        </w:tc>
-      </w:tr>
-      <w:tr>
-        <w:trPr>
-          <w:trHeight w:val="415"/>
-        </w:trPr>
-        <w:tc>
-          <w:tcPr>
-            <w:tcW w:w="9209" w:type="dxa"/>
-            <w:gridSpan w:val="4"/>
-            <w:hideMark/>
-          </w:tcPr>
-          <w:p>
-            <w:pPr>
-              <w:spacing w:after="0" w:line="276" w:lineRule="auto"/>
-              <w:jc w:val="left"/>
-              <w:rPr>
-                <w:color w:val="141413"/>
-                <w:szCs w:val="24"/>
-                <w:lang w:eastAsia="en-GB"/>
-              </w:rPr>
-            </w:pPr>
-            <w:r>
-              <w:rPr>
-                <w:color w:val="141413"/>
-                <w:szCs w:val="24"/>
-                <w:lang w:eastAsia="en-GB"/>
-              </w:rPr>
-              <w:t>B – Dữ liệu (Giả lập &amp; Thực nghiệm)</w:t>
-            </w:r>
-          </w:p>
-        </w:tc>
-      </w:tr>
-      <w:tr>
-        <w:trPr>
-          <w:trHeight w:val="427"/>
-        </w:trPr>
-        <w:tc>
-          <w:tcPr>
-            <w:tcW w:w="510" w:type="dxa"/>
-          </w:tcPr>
-          <w:p>
-            <w:pPr>
-              <w:spacing w:after="0" w:line="240" w:lineRule="auto"/>
-              <w:jc w:val="left"/>
-              <w:rPr>
-                <w:color w:val="141413"/>
-                <w:szCs w:val="24"/>
-                <w:lang w:eastAsia="en-GB"/>
-              </w:rPr>
-            </w:pPr>
-            <w:r>
-              <w:rPr>
-                <w:color w:val="141413"/>
-                <w:szCs w:val="24"/>
-                <w:lang w:eastAsia="en-GB"/>
-              </w:rPr>
-              <w:t>B1</w:t>
-            </w:r>
-          </w:p>
-        </w:tc>
-        <w:tc>
-          <w:tcPr>
-            <w:tcW w:w="2654" w:type="dxa"/>
-          </w:tcPr>
-          <w:p>
-            <w:pPr>
-              <w:spacing w:after="0" w:line="276" w:lineRule="auto"/>
-              <w:jc w:val="left"/>
-              <w:rPr>
-                <w:color w:val="141413"/>
-                <w:szCs w:val="24"/>
-                <w:lang w:eastAsia="en-GB"/>
-              </w:rPr>
-            </w:pPr>
-            <w:r>
-              <w:rPr>
-                <w:color w:val="141413"/>
-                <w:szCs w:val="24"/>
-                <w:lang w:eastAsia="en-GB"/>
-              </w:rPr>
-              <w:t>Xây dựng bộ giả lập dữ liệu</w:t>
-            </w:r>
-          </w:p>
-        </w:tc>
-        <w:tc>
-          <w:tcPr>
-            <w:tcW w:w="4061" w:type="dxa"/>
-          </w:tcPr>
-          <w:p>
-            <w:pPr>
-              <w:spacing w:after="0" w:line="276" w:lineRule="auto"/>
-              <w:jc w:val="left"/>
-              <w:rPr>
-                <w:color w:val="141413"/>
-                <w:szCs w:val="24"/>
-                <w:lang w:eastAsia="en-GB"/>
-              </w:rPr>
-            </w:pPr>
-            <w:r>
-              <w:rPr>
-                <w:color w:val="141413"/>
-                <w:szCs w:val="24"/>
-                <w:lang w:eastAsia="en-GB"/>
-              </w:rPr>
-              <w:t>Script sinh time-series nhiệt độ, độ ẩm, ánh sáng đúng ràng buộc vật lý</w:t>
-            </w:r>
-          </w:p>
-        </w:tc>
-        <w:tc>
-          <w:tcPr>
-            <w:tcW w:w="1984" w:type="dxa"/>
-            <w:vAlign w:val="center"/>
-          </w:tcPr>
-          <w:p>
-            <w:pPr>
-              <w:spacing w:after="0" w:line="276" w:lineRule="auto"/>
-              <w:jc w:val="center"/>
-              <w:rPr>
-                <w:color w:val="141413"/>
-                <w:szCs w:val="24"/>
-                <w:lang w:eastAsia="en-GB"/>
-              </w:rPr>
-            </w:pPr>
-            <w:r>
-              <w:rPr>
-                <w:rStyle w:val="badge"/>
-                <w:color w:val="3C3489"/>
-                <w:szCs w:val="24"/>
-                <w:shd w:val="clear" w:color="auto" w:fill="EEEDFE"/>
-              </w:rPr>
-              <w:t>Minh Trí</w:t>
-            </w:r>
-          </w:p>
-        </w:tc>
-      </w:tr>
-      <w:tr>
-        <w:trPr>
-          <w:trHeight w:val="415"/>
-        </w:trPr>
-        <w:tc>
-          <w:tcPr>
-            <w:tcW w:w="510" w:type="dxa"/>
-          </w:tcPr>
-          <w:p>
-            <w:pPr>
-              <w:spacing w:after="0" w:line="240" w:lineRule="auto"/>
-              <w:jc w:val="left"/>
-              <w:rPr>
-                <w:color w:val="141413"/>
-                <w:szCs w:val="24"/>
-                <w:lang w:eastAsia="en-GB"/>
-              </w:rPr>
-            </w:pPr>
-            <w:r>
-              <w:rPr>
-                <w:color w:val="141413"/>
-                <w:szCs w:val="24"/>
-                <w:lang w:eastAsia="en-GB"/>
-              </w:rPr>
-              <w:t>B2</w:t>
-            </w:r>
-          </w:p>
-        </w:tc>
-        <w:tc>
-          <w:tcPr>
-            <w:tcW w:w="2654" w:type="dxa"/>
-          </w:tcPr>
-          <w:p>
-            <w:pPr>
-              <w:spacing w:after="0" w:line="276" w:lineRule="auto"/>
-              <w:jc w:val="left"/>
-              <w:rPr>
-                <w:color w:val="141413"/>
-                <w:szCs w:val="24"/>
-                <w:lang w:eastAsia="en-GB"/>
-              </w:rPr>
-            </w:pPr>
-            <w:r>
-              <w:rPr>
-                <w:color w:val="141413"/>
-                <w:szCs w:val="24"/>
-                <w:lang w:eastAsia="en-GB"/>
-              </w:rPr>
-              <w:t>Cấu hình tham số giả lập</w:t>
-            </w:r>
-          </w:p>
-        </w:tc>
-        <w:tc>
-          <w:tcPr>
-            <w:tcW w:w="4061" w:type="dxa"/>
-          </w:tcPr>
-          <w:p>
-            <w:pPr>
-              <w:spacing w:after="0" w:line="276" w:lineRule="auto"/>
-              <w:jc w:val="left"/>
-              <w:rPr>
-                <w:color w:val="141413"/>
-                <w:szCs w:val="24"/>
-                <w:lang w:eastAsia="en-GB"/>
-              </w:rPr>
-            </w:pPr>
-            <w:r>
-              <w:rPr>
-                <w:color w:val="141413"/>
-                <w:szCs w:val="24"/>
-                <w:lang w:eastAsia="en-GB"/>
-              </w:rPr>
-              <w:t>Xác định biên độ nhiễu, dải giá trị, chu kỳ lấy mẫu 5 phút, số ngày mô phỏng</w:t>
-            </w:r>
-          </w:p>
-        </w:tc>
-        <w:tc>
-          <w:tcPr>
-            <w:tcW w:w="1984" w:type="dxa"/>
-            <w:vAlign w:val="center"/>
-          </w:tcPr>
-          <w:p>
-            <w:pPr>
-              <w:spacing w:after="0" w:line="276" w:lineRule="auto"/>
-              <w:jc w:val="center"/>
-              <w:rPr>
-                <w:color w:val="141413"/>
-                <w:szCs w:val="24"/>
-                <w:lang w:eastAsia="en-GB"/>
-              </w:rPr>
-            </w:pPr>
-            <w:r>
-              <w:rPr>
-                <w:rStyle w:val="badge"/>
-                <w:color w:val="3C3489"/>
-                <w:szCs w:val="24"/>
-                <w:shd w:val="clear" w:color="auto" w:fill="EEEDFE"/>
-              </w:rPr>
-              <w:t>Minh Trí</w:t>
-            </w:r>
-          </w:p>
-        </w:tc>
-      </w:tr>
-      <w:tr>
-        <w:trPr>
-          <w:trHeight w:val="415"/>
-        </w:trPr>
-        <w:tc>
-          <w:tcPr>
-            <w:tcW w:w="510" w:type="dxa"/>
-          </w:tcPr>
-          <w:p>
-            <w:pPr>
-              <w:spacing w:after="0" w:line="240" w:lineRule="auto"/>
-              <w:jc w:val="left"/>
-              <w:rPr>
-                <w:color w:val="141413"/>
-                <w:szCs w:val="24"/>
-                <w:lang w:eastAsia="en-GB"/>
-              </w:rPr>
-            </w:pPr>
-            <w:r>
-              <w:rPr>
-                <w:color w:val="141413"/>
-                <w:szCs w:val="24"/>
-                <w:lang w:eastAsia="en-GB"/>
-              </w:rPr>
-              <w:t>B3</w:t>
-            </w:r>
-          </w:p>
-        </w:tc>
-        <w:tc>
-          <w:tcPr>
-            <w:tcW w:w="2654" w:type="dxa"/>
-          </w:tcPr>
-          <w:p>
-            <w:pPr>
-              <w:spacing w:after="0" w:line="276" w:lineRule="auto"/>
-              <w:jc w:val="left"/>
-              <w:rPr>
-                <w:color w:val="141413"/>
-                <w:szCs w:val="24"/>
-                <w:lang w:eastAsia="en-GB"/>
-              </w:rPr>
-            </w:pPr>
-            <w:r>
-              <w:rPr>
-                <w:color w:val="141413"/>
-                <w:szCs w:val="24"/>
-                <w:lang w:eastAsia="en-GB"/>
-              </w:rPr>
-              <w:t>Thu thập dữ liệu thực (giai đoạn sau)</w:t>
-            </w:r>
-          </w:p>
-        </w:tc>
-        <w:tc>
-          <w:tcPr>
-            <w:tcW w:w="4061" w:type="dxa"/>
-          </w:tcPr>
-          <w:p>
-            <w:pPr>
-              <w:spacing w:after="0" w:line="276" w:lineRule="auto"/>
-              <w:jc w:val="left"/>
-              <w:rPr>
-                <w:color w:val="141413"/>
-                <w:szCs w:val="24"/>
-                <w:lang w:eastAsia="en-GB"/>
-              </w:rPr>
-            </w:pPr>
-            <w:r>
-              <w:rPr>
-                <w:color w:val="141413"/>
-                <w:szCs w:val="24"/>
-                <w:lang w:eastAsia="en-GB"/>
-              </w:rPr>
-              <w:t>Thu data real từ ESP32, so sánh phân phối với data giả lập, chuẩn bị cho fine-tuning</w:t>
-            </w:r>
-          </w:p>
-        </w:tc>
-        <w:tc>
-          <w:tcPr>
-            <w:tcW w:w="1984" w:type="dxa"/>
-            <w:vAlign w:val="center"/>
-          </w:tcPr>
-          <w:p>
-            <w:pPr>
-              <w:spacing w:after="0" w:line="276" w:lineRule="auto"/>
-              <w:jc w:val="center"/>
-              <w:rPr>
-                <w:color w:val="141413"/>
-                <w:szCs w:val="24"/>
-                <w:lang w:eastAsia="en-GB"/>
-              </w:rPr>
-            </w:pPr>
-            <w:r>
-              <w:rPr>
-                <w:rStyle w:val="badge"/>
-                <w:color w:val="3C3489"/>
-                <w:szCs w:val="24"/>
-                <w:shd w:val="clear" w:color="auto" w:fill="EEEDFE"/>
-              </w:rPr>
-              <w:t>Minh Trí</w:t>
-            </w:r>
-          </w:p>
-        </w:tc>
-      </w:tr>
-      <w:tr>
-        <w:trPr>
-          <w:trHeight w:val="383"/>
-        </w:trPr>
-        <w:tc>
-          <w:tcPr>
-            <w:tcW w:w="9209" w:type="dxa"/>
-            <w:gridSpan w:val="4"/>
-            <w:hideMark/>
-          </w:tcPr>
-          <w:p>
-            <w:pPr>
-              <w:spacing w:after="0" w:line="276" w:lineRule="auto"/>
-              <w:jc w:val="left"/>
-              <w:rPr>
-                <w:color w:val="141413"/>
-                <w:szCs w:val="24"/>
-                <w:lang w:eastAsia="en-GB"/>
-              </w:rPr>
-            </w:pPr>
-            <w:r>
-              <w:rPr>
-                <w:color w:val="141413"/>
-                <w:szCs w:val="24"/>
-                <w:lang w:eastAsia="en-GB"/>
-              </w:rPr>
-              <w:t>C – Giải pháp AI (ARX · Kalman · MPC)</w:t>
-            </w:r>
-          </w:p>
-        </w:tc>
-      </w:tr>
-      <w:tr>
-        <w:trPr>
-          <w:trHeight w:val="415"/>
-        </w:trPr>
-        <w:tc>
-          <w:tcPr>
-            <w:tcW w:w="510" w:type="dxa"/>
-          </w:tcPr>
-          <w:p>
-            <w:pPr>
-              <w:spacing w:after="0" w:line="240" w:lineRule="auto"/>
-              <w:jc w:val="left"/>
-              <w:rPr>
-                <w:color w:val="141413"/>
-                <w:szCs w:val="24"/>
-                <w:lang w:eastAsia="en-GB"/>
-              </w:rPr>
-            </w:pPr>
-            <w:r>
-              <w:rPr>
-                <w:color w:val="3D3D3A"/>
-                <w:szCs w:val="24"/>
-                <w:lang w:eastAsia="en-GB"/>
-              </w:rPr>
-              <w:t>C1</w:t>
-            </w:r>
-          </w:p>
-        </w:tc>
-        <w:tc>
-          <w:tcPr>
-            <w:tcW w:w="2654" w:type="dxa"/>
-          </w:tcPr>
-          <w:p>
-            <w:pPr>
-              <w:spacing w:after="0" w:line="276" w:lineRule="auto"/>
-              <w:jc w:val="left"/>
-              <w:rPr>
-                <w:color w:val="141413"/>
-                <w:szCs w:val="24"/>
-                <w:lang w:val="pt-BR" w:eastAsia="en-GB"/>
-              </w:rPr>
-            </w:pPr>
-            <w:r>
-              <w:rPr>
-                <w:color w:val="141413"/>
-                <w:szCs w:val="24"/>
-                <w:lang w:val="pt-BR" w:eastAsia="en-GB"/>
-              </w:rPr>
-              <w:t>Tiền xử lý dữ liệu (Data Preprocessing)</w:t>
-            </w:r>
-          </w:p>
-        </w:tc>
-        <w:tc>
-          <w:tcPr>
-            <w:tcW w:w="4061" w:type="dxa"/>
-          </w:tcPr>
-          <w:p>
-            <w:pPr>
-              <w:spacing w:after="0" w:line="276" w:lineRule="auto"/>
-              <w:jc w:val="left"/>
-              <w:rPr>
-                <w:color w:val="141413"/>
-                <w:szCs w:val="24"/>
-                <w:lang w:eastAsia="en-GB"/>
-              </w:rPr>
-            </w:pPr>
-            <w:r>
-              <w:rPr>
-                <w:color w:val="141413"/>
-                <w:szCs w:val="24"/>
-                <w:lang w:eastAsia="en-GB"/>
-              </w:rPr>
-              <w:t xml:space="preserve">Lấy mẫu trung bình, xử lý missing/outlier, chuẩn hóa </w:t>
-            </w:r>
-            <w:r>
-              <w:rPr>
-                <w:color w:val="141413"/>
-                <w:szCs w:val="24"/>
-                <w:lang w:eastAsia="en-GB"/>
-              </w:rPr>
-              <w:t>Z-scor</w:t>
-            </w:r>
-            <w:r>
-              <w:rPr>
-                <w:color w:val="141413"/>
-                <w:szCs w:val="24"/>
-                <w:lang w:eastAsia="en-GB"/>
-              </w:rPr>
-              <w:t>e</w:t>
-            </w:r>
-          </w:p>
-        </w:tc>
-        <w:tc>
-          <w:tcPr>
-            <w:tcW w:w="1984" w:type="dxa"/>
-            <w:vAlign w:val="center"/>
-          </w:tcPr>
-          <w:p>
-            <w:pPr>
-              <w:spacing w:after="0" w:line="276" w:lineRule="auto"/>
-              <w:jc w:val="center"/>
-              <w:rPr>
-                <w:color w:val="141413"/>
-                <w:szCs w:val="24"/>
-                <w:lang w:eastAsia="en-GB"/>
-              </w:rPr>
-            </w:pPr>
-            <w:r>
-              <w:rPr>
-                <w:rStyle w:val="badge"/>
-                <w:color w:val="3C3489"/>
-                <w:szCs w:val="24"/>
-                <w:shd w:val="clear" w:color="auto" w:fill="EEEDFE"/>
-              </w:rPr>
-              <w:t>Minh Trí</w:t>
-            </w:r>
-          </w:p>
-        </w:tc>
-      </w:tr>
-      <w:tr>
-        <w:trPr>
-          <w:trHeight w:val="415"/>
-        </w:trPr>
-        <w:tc>
-          <w:tcPr>
-            <w:tcW w:w="510" w:type="dxa"/>
-          </w:tcPr>
-          <w:p>
-            <w:pPr>
-              <w:spacing w:after="0" w:line="240" w:lineRule="auto"/>
-              <w:jc w:val="left"/>
-              <w:rPr>
-                <w:color w:val="141413"/>
-                <w:szCs w:val="24"/>
-                <w:lang w:eastAsia="en-GB"/>
-              </w:rPr>
-            </w:pPr>
-            <w:r>
-              <w:rPr>
-                <w:color w:val="3D3D3A"/>
-                <w:szCs w:val="24"/>
-                <w:lang w:eastAsia="en-GB"/>
-              </w:rPr>
-              <w:t>C2</w:t>
-            </w:r>
-          </w:p>
-        </w:tc>
-        <w:tc>
-          <w:tcPr>
-            <w:tcW w:w="2654" w:type="dxa"/>
-          </w:tcPr>
-          <w:p>
-            <w:pPr>
-              <w:spacing w:after="0" w:line="276" w:lineRule="auto"/>
-              <w:jc w:val="left"/>
-              <w:rPr>
-                <w:color w:val="141413"/>
-                <w:szCs w:val="24"/>
-                <w:lang w:eastAsia="en-GB"/>
-              </w:rPr>
-            </w:pPr>
-            <w:r>
-              <w:rPr>
-                <w:color w:val="141413"/>
-                <w:szCs w:val="24"/>
-                <w:lang w:eastAsia="en-GB"/>
-              </w:rPr>
-              <w:t>Xây dựng &amp; huấn luyện mô hình ARX(5,1,2)</w:t>
-            </w:r>
-          </w:p>
-        </w:tc>
-        <w:tc>
-          <w:tcPr>
-            <w:tcW w:w="4061" w:type="dxa"/>
-          </w:tcPr>
-          <w:p>
-            <w:pPr>
-              <w:spacing w:after="0" w:line="276" w:lineRule="auto"/>
-              <w:jc w:val="left"/>
-              <w:rPr>
-                <w:color w:val="141413"/>
-                <w:szCs w:val="24"/>
-                <w:lang w:eastAsia="en-GB"/>
-              </w:rPr>
-            </w:pPr>
-            <w:r>
-              <w:rPr>
-                <w:color w:val="141413"/>
-                <w:szCs w:val="24"/>
-                <w:lang w:eastAsia="en-GB"/>
-              </w:rPr>
-              <w:t>Vector hồi quy, ước lượng Least Squares, đánh giá RMSE/FIT/R²</w:t>
-            </w:r>
-          </w:p>
-        </w:tc>
-        <w:tc>
-          <w:tcPr>
-            <w:tcW w:w="1984" w:type="dxa"/>
-            <w:vAlign w:val="center"/>
-          </w:tcPr>
-          <w:p>
-            <w:pPr>
-              <w:spacing w:after="0" w:line="276" w:lineRule="auto"/>
-              <w:jc w:val="center"/>
-              <w:rPr>
-                <w:color w:val="141413"/>
-                <w:szCs w:val="24"/>
-                <w:lang w:eastAsia="en-GB"/>
-              </w:rPr>
-            </w:pPr>
-            <w:r>
-              <w:rPr>
-                <w:rStyle w:val="badge"/>
-                <w:color w:val="3C3489"/>
-                <w:szCs w:val="24"/>
-                <w:shd w:val="clear" w:color="auto" w:fill="EEEDFE"/>
-              </w:rPr>
-              <w:t>Minh Trí</w:t>
-            </w:r>
-          </w:p>
-        </w:tc>
-      </w:tr>
-      <w:tr>
-        <w:trPr>
-          <w:trHeight w:val="628"/>
-        </w:trPr>
-        <w:tc>
-          <w:tcPr>
-            <w:tcW w:w="510" w:type="dxa"/>
-          </w:tcPr>
-          <w:p>
-            <w:pPr>
-              <w:spacing w:after="0" w:line="240" w:lineRule="auto"/>
-              <w:jc w:val="left"/>
-              <w:rPr>
-                <w:color w:val="141413"/>
-                <w:szCs w:val="24"/>
-                <w:lang w:eastAsia="en-GB"/>
-              </w:rPr>
-            </w:pPr>
-            <w:r>
-              <w:rPr>
-                <w:color w:val="3D3D3A"/>
-                <w:szCs w:val="24"/>
-                <w:lang w:eastAsia="en-GB"/>
-              </w:rPr>
-              <w:t>C3</w:t>
-            </w:r>
-          </w:p>
-        </w:tc>
-        <w:tc>
-          <w:tcPr>
-            <w:tcW w:w="2654" w:type="dxa"/>
-          </w:tcPr>
-          <w:p>
-            <w:pPr>
-              <w:spacing w:after="0" w:line="276" w:lineRule="auto"/>
-              <w:jc w:val="left"/>
-              <w:rPr>
-                <w:color w:val="141413"/>
-                <w:szCs w:val="24"/>
-                <w:lang w:val="da-DK" w:eastAsia="en-GB"/>
-              </w:rPr>
-            </w:pPr>
-            <w:r>
-              <w:rPr>
-                <w:color w:val="141413"/>
-                <w:szCs w:val="24"/>
-                <w:lang w:val="da-DK" w:eastAsia="en-GB"/>
-              </w:rPr>
-              <w:t>Cài đặt Kalman Filter &amp; Adaptive KF</w:t>
-            </w:r>
-          </w:p>
-        </w:tc>
-        <w:tc>
-          <w:tcPr>
-            <w:tcW w:w="4061" w:type="dxa"/>
-          </w:tcPr>
-          <w:p>
-            <w:pPr>
-              <w:spacing w:after="0" w:line="276" w:lineRule="auto"/>
-              <w:jc w:val="left"/>
-              <w:rPr>
-                <w:color w:val="141413"/>
-                <w:szCs w:val="24"/>
-                <w:lang w:eastAsia="en-GB"/>
-              </w:rPr>
-            </w:pPr>
-            <w:r>
-              <w:rPr>
-                <w:color w:val="141413"/>
-                <w:szCs w:val="24"/>
-                <w:lang w:eastAsia="en-GB"/>
-              </w:rPr>
-              <w:t>Predict/Update, Kalman Gain, ước lượng R thích nghi (IAE)</w:t>
-            </w:r>
-          </w:p>
-        </w:tc>
-        <w:tc>
-          <w:tcPr>
-            <w:tcW w:w="1984" w:type="dxa"/>
-            <w:vAlign w:val="center"/>
-          </w:tcPr>
-          <w:p>
-            <w:pPr>
-              <w:spacing w:after="0" w:line="276" w:lineRule="auto"/>
-              <w:jc w:val="center"/>
-              <w:rPr>
-                <w:color w:val="141413"/>
-                <w:szCs w:val="24"/>
-                <w:lang w:eastAsia="en-GB"/>
-              </w:rPr>
-            </w:pPr>
-            <w:r>
-              <w:rPr>
-                <w:rStyle w:val="badge"/>
-                <w:color w:val="633806"/>
-                <w:szCs w:val="24"/>
-                <w:shd w:val="clear" w:color="auto" w:fill="FAEEDA"/>
-              </w:rPr>
-              <w:t>Quang Sinh</w:t>
-            </w:r>
-          </w:p>
-        </w:tc>
-      </w:tr>
-      <w:tr>
-        <w:trPr>
-          <w:trHeight w:val="628"/>
-        </w:trPr>
-        <w:tc>
-          <w:tcPr>
-            <w:tcW w:w="510" w:type="dxa"/>
-          </w:tcPr>
-          <w:p>
-            <w:pPr>
-              <w:spacing w:after="0" w:line="240" w:lineRule="auto"/>
-              <w:jc w:val="left"/>
-              <w:rPr>
-                <w:color w:val="141413"/>
-                <w:szCs w:val="24"/>
-                <w:lang w:eastAsia="en-GB"/>
-              </w:rPr>
-            </w:pPr>
-            <w:r>
-              <w:rPr>
-                <w:color w:val="3D3D3A"/>
-                <w:szCs w:val="24"/>
-                <w:lang w:eastAsia="en-GB"/>
-              </w:rPr>
-              <w:t>C4</w:t>
-            </w:r>
-          </w:p>
-        </w:tc>
-        <w:tc>
-          <w:tcPr>
-            <w:tcW w:w="2654" w:type="dxa"/>
-          </w:tcPr>
-          <w:p>
-            <w:pPr>
-              <w:spacing w:after="0" w:line="276" w:lineRule="auto"/>
-              <w:jc w:val="left"/>
-              <w:rPr>
-                <w:color w:val="141413"/>
-                <w:szCs w:val="24"/>
-                <w:lang w:eastAsia="en-GB"/>
-              </w:rPr>
-            </w:pPr>
-            <w:r>
-              <w:rPr>
-                <w:color w:val="141413"/>
-                <w:szCs w:val="24"/>
-                <w:lang w:eastAsia="en-GB"/>
-              </w:rPr>
-              <w:t>Xây dựng bộ điều khiển MPC / HMPC</w:t>
-            </w:r>
-          </w:p>
-        </w:tc>
-        <w:tc>
-          <w:tcPr>
-            <w:tcW w:w="4061" w:type="dxa"/>
-          </w:tcPr>
-          <w:p>
-            <w:pPr>
-              <w:spacing w:after="0" w:line="276" w:lineRule="auto"/>
-              <w:jc w:val="left"/>
-              <w:rPr>
-                <w:color w:val="141413"/>
-                <w:szCs w:val="24"/>
-                <w:lang w:eastAsia="en-GB"/>
-              </w:rPr>
-            </w:pPr>
-            <w:r>
-              <w:rPr>
-                <w:color w:val="141413"/>
-                <w:szCs w:val="24"/>
-                <w:lang w:eastAsia="en-GB"/>
-              </w:rPr>
-              <w:t>Hàm chi phí, ràng buộc đầu vào/ra/an toàn, Adaptive MPC</w:t>
-            </w:r>
-          </w:p>
-        </w:tc>
-        <w:tc>
-          <w:tcPr>
-            <w:tcW w:w="1984" w:type="dxa"/>
-            <w:vAlign w:val="center"/>
-          </w:tcPr>
-          <w:p>
-            <w:pPr>
-              <w:spacing w:after="0" w:line="276" w:lineRule="auto"/>
-              <w:jc w:val="center"/>
-              <w:rPr>
-                <w:color w:val="141413"/>
-                <w:szCs w:val="24"/>
-                <w:lang w:eastAsia="en-GB"/>
-              </w:rPr>
-            </w:pPr>
-            <w:r>
-              <w:rPr>
-                <w:rStyle w:val="badge"/>
-                <w:color w:val="633806"/>
-                <w:szCs w:val="24"/>
-                <w:shd w:val="clear" w:color="auto" w:fill="FAEEDA"/>
-              </w:rPr>
-              <w:t>Quang Sinh</w:t>
-            </w:r>
-          </w:p>
-        </w:tc>
-      </w:tr>
-      <w:tr>
-        <w:trPr>
-          <w:trHeight w:val="628"/>
-        </w:trPr>
-        <w:tc>
-          <w:tcPr>
-            <w:tcW w:w="510" w:type="dxa"/>
-          </w:tcPr>
-          <w:p>
-            <w:pPr>
-              <w:spacing w:after="0" w:line="240" w:lineRule="auto"/>
-              <w:jc w:val="left"/>
-              <w:rPr>
-                <w:color w:val="141413"/>
-                <w:szCs w:val="24"/>
-                <w:lang w:eastAsia="en-GB"/>
-              </w:rPr>
-            </w:pPr>
-            <w:r>
-              <w:rPr>
-                <w:color w:val="3D3D3A"/>
-                <w:szCs w:val="24"/>
-                <w:lang w:eastAsia="en-GB"/>
-              </w:rPr>
-              <w:t>C5</w:t>
-            </w:r>
-          </w:p>
-        </w:tc>
-        <w:tc>
-          <w:tcPr>
-            <w:tcW w:w="2654" w:type="dxa"/>
-          </w:tcPr>
-          <w:p>
-            <w:pPr>
-              <w:spacing w:after="0" w:line="276" w:lineRule="auto"/>
-              <w:jc w:val="left"/>
-              <w:rPr>
-                <w:color w:val="141413"/>
-                <w:szCs w:val="24"/>
-                <w:lang w:eastAsia="en-GB"/>
-              </w:rPr>
-            </w:pPr>
-            <w:r>
-              <w:rPr>
-                <w:color w:val="141413"/>
-                <w:szCs w:val="24"/>
-                <w:lang w:eastAsia="en-GB"/>
-              </w:rPr>
-              <w:t>Tích hợp pipeline AI hoàn chỉnh</w:t>
-            </w:r>
-          </w:p>
-        </w:tc>
-        <w:tc>
-          <w:tcPr>
-            <w:tcW w:w="4061" w:type="dxa"/>
-          </w:tcPr>
-          <w:p>
-            <w:pPr>
-              <w:spacing w:after="0" w:line="276" w:lineRule="auto"/>
-              <w:jc w:val="left"/>
-              <w:rPr>
-                <w:color w:val="141413"/>
-                <w:szCs w:val="24"/>
-                <w:lang w:eastAsia="en-GB"/>
-              </w:rPr>
-            </w:pPr>
-            <w:r>
-              <w:rPr>
-                <w:color w:val="141413"/>
-                <w:szCs w:val="24"/>
-                <w:lang w:eastAsia="en-GB"/>
-              </w:rPr>
-              <w:t>Kết nối Sensor → ARX → Kalman → MPC → Actuator (closed-loop)</w:t>
-            </w:r>
-          </w:p>
-        </w:tc>
-        <w:tc>
-          <w:tcPr>
-            <w:tcW w:w="1984" w:type="dxa"/>
-            <w:vAlign w:val="center"/>
-          </w:tcPr>
-          <w:p>
-            <w:pPr>
-              <w:spacing w:after="0" w:line="276" w:lineRule="auto"/>
-              <w:jc w:val="center"/>
-              <w:rPr>
-                <w:color w:val="141413"/>
-                <w:szCs w:val="24"/>
-                <w:lang w:eastAsia="en-GB"/>
-              </w:rPr>
-            </w:pPr>
-            <w:r>
-              <w:rPr>
-                <w:rStyle w:val="badge"/>
-                <w:color w:val="633806"/>
-                <w:szCs w:val="24"/>
-                <w:shd w:val="clear" w:color="auto" w:fill="FAEEDA"/>
-              </w:rPr>
-              <w:t>Quang Sinh</w:t>
-            </w:r>
-          </w:p>
-        </w:tc>
-      </w:tr>
-      <w:tr>
-        <w:trPr>
-          <w:trHeight w:val="415"/>
-        </w:trPr>
-        <w:tc>
-          <w:tcPr>
-            <w:tcW w:w="510" w:type="dxa"/>
-          </w:tcPr>
-          <w:p>
-            <w:pPr>
-              <w:spacing w:after="0" w:line="240" w:lineRule="auto"/>
-              <w:jc w:val="left"/>
-              <w:rPr>
-                <w:color w:val="141413"/>
-                <w:szCs w:val="24"/>
-                <w:lang w:eastAsia="en-GB"/>
-              </w:rPr>
-            </w:pPr>
-            <w:r>
-              <w:rPr>
-                <w:color w:val="3D3D3A"/>
-                <w:szCs w:val="24"/>
-                <w:lang w:eastAsia="en-GB"/>
-              </w:rPr>
-              <w:t>C6</w:t>
-            </w:r>
-          </w:p>
-        </w:tc>
-        <w:tc>
-          <w:tcPr>
-            <w:tcW w:w="2654" w:type="dxa"/>
-          </w:tcPr>
-          <w:p>
-            <w:pPr>
-              <w:spacing w:after="0" w:line="276" w:lineRule="auto"/>
-              <w:jc w:val="left"/>
-              <w:rPr>
-                <w:color w:val="141413"/>
-                <w:szCs w:val="24"/>
-                <w:lang w:eastAsia="en-GB"/>
-              </w:rPr>
-            </w:pPr>
-            <w:r>
-              <w:rPr>
-                <w:color w:val="141413"/>
-                <w:szCs w:val="24"/>
-                <w:lang w:eastAsia="en-GB"/>
-              </w:rPr>
-              <w:t>Fine-tuning mô hình (giai đoạn sau)</w:t>
-            </w:r>
-          </w:p>
-        </w:tc>
-        <w:tc>
-          <w:tcPr>
-            <w:tcW w:w="4061" w:type="dxa"/>
-          </w:tcPr>
-          <w:p>
-            <w:pPr>
-              <w:spacing w:after="0" w:line="276" w:lineRule="auto"/>
-              <w:jc w:val="left"/>
-              <w:rPr>
-                <w:color w:val="141413"/>
-                <w:szCs w:val="24"/>
-                <w:lang w:eastAsia="en-GB"/>
-              </w:rPr>
-            </w:pPr>
-            <w:r>
-              <w:rPr>
-                <w:color w:val="141413"/>
-                <w:szCs w:val="24"/>
-                <w:lang w:eastAsia="en-GB"/>
-              </w:rPr>
-              <w:t>Retrain ARX bằng RLS trên data real, cập nhật Q/R Kalman cho phù hợp thực tế</w:t>
-            </w:r>
-          </w:p>
-        </w:tc>
-        <w:tc>
-          <w:tcPr>
-            <w:tcW w:w="1984" w:type="dxa"/>
-            <w:vAlign w:val="center"/>
-          </w:tcPr>
-          <w:p>
-            <w:pPr>
-              <w:spacing w:after="0" w:line="276" w:lineRule="auto"/>
-              <w:jc w:val="center"/>
-              <w:rPr>
-                <w:color w:val="141413"/>
-                <w:szCs w:val="24"/>
-                <w:lang w:eastAsia="en-GB"/>
-              </w:rPr>
-            </w:pPr>
-            <w:r>
-              <w:rPr>
-                <w:rStyle w:val="badge"/>
-                <w:color w:val="3C3489"/>
-                <w:szCs w:val="24"/>
-                <w:shd w:val="clear" w:color="auto" w:fill="EEEDFE"/>
-              </w:rPr>
-              <w:t>Minh Trí</w:t>
-            </w:r>
-            <w:r>
-              <w:rPr>
-                <w:rStyle w:val="badge"/>
-                <w:color w:val="3C3489"/>
-                <w:szCs w:val="24"/>
-                <w:shd w:val="clear" w:color="auto" w:fill="EEEDFE"/>
-              </w:rPr>
-              <w:t xml:space="preserve"> </w:t>
-            </w:r>
-            <w:r>
-              <w:rPr>
-                <w:color w:val="633806"/>
-                <w:szCs w:val="24"/>
-                <w:shd w:val="clear" w:color="auto" w:fill="FAEEDA"/>
-              </w:rPr>
-              <w:t xml:space="preserve"> </w:t>
-            </w:r>
-            <w:r>
-              <w:rPr>
-                <w:rStyle w:val="badge"/>
-                <w:color w:val="633806"/>
-                <w:szCs w:val="24"/>
-                <w:shd w:val="clear" w:color="auto" w:fill="FAEEDA"/>
-              </w:rPr>
-              <w:t>Quang Sinh</w:t>
-            </w:r>
-          </w:p>
-        </w:tc>
-      </w:tr>
-      <w:tr>
-        <w:trPr>
-          <w:trHeight w:val="427"/>
-        </w:trPr>
-        <w:tc>
-          <w:tcPr>
-            <w:tcW w:w="9209" w:type="dxa"/>
-            <w:gridSpan w:val="4"/>
-            <w:hideMark/>
-          </w:tcPr>
-          <w:p>
-            <w:pPr>
-              <w:spacing w:after="0" w:line="276" w:lineRule="auto"/>
-              <w:jc w:val="left"/>
-              <w:rPr>
-                <w:color w:val="141413"/>
-                <w:szCs w:val="24"/>
-                <w:lang w:eastAsia="en-GB"/>
-              </w:rPr>
-            </w:pPr>
-            <w:r>
-              <w:rPr>
-                <w:color w:val="141413"/>
-                <w:szCs w:val="24"/>
-                <w:lang w:eastAsia="en-GB"/>
-              </w:rPr>
-              <w:t>D – Phần mềm (Backend · Frontend · Database)</w:t>
-            </w:r>
-          </w:p>
-        </w:tc>
-      </w:tr>
-      <w:tr>
-        <w:trPr>
-          <w:trHeight w:val="403"/>
-        </w:trPr>
-        <w:tc>
-          <w:tcPr>
-            <w:tcW w:w="510" w:type="dxa"/>
-          </w:tcPr>
-          <w:p>
-            <w:pPr>
-              <w:spacing w:after="0" w:line="240" w:lineRule="auto"/>
-              <w:jc w:val="left"/>
-              <w:rPr>
-                <w:color w:val="141413"/>
-                <w:szCs w:val="24"/>
-                <w:lang w:eastAsia="en-GB"/>
-              </w:rPr>
-            </w:pPr>
-            <w:r>
-              <w:rPr>
-                <w:color w:val="3D3D3A"/>
-                <w:szCs w:val="24"/>
-                <w:lang w:eastAsia="en-GB"/>
-              </w:rPr>
-              <w:t>D1</w:t>
-            </w:r>
-          </w:p>
-        </w:tc>
-        <w:tc>
-          <w:tcPr>
-            <w:tcW w:w="2654" w:type="dxa"/>
-          </w:tcPr>
-          <w:p>
-            <w:pPr>
-              <w:spacing w:after="0" w:line="276" w:lineRule="auto"/>
-              <w:jc w:val="left"/>
-              <w:rPr>
-                <w:color w:val="141413"/>
-                <w:szCs w:val="24"/>
-                <w:lang w:eastAsia="en-GB"/>
-              </w:rPr>
-            </w:pPr>
-            <w:r>
-              <w:rPr>
-                <w:color w:val="141413"/>
-                <w:szCs w:val="24"/>
-                <w:lang w:eastAsia="en-GB"/>
-              </w:rPr>
-              <w:t>Thiết kế &amp; xây dựng Backend Django</w:t>
-            </w:r>
-          </w:p>
-        </w:tc>
-        <w:tc>
-          <w:tcPr>
-            <w:tcW w:w="4061" w:type="dxa"/>
-          </w:tcPr>
-          <w:p>
-            <w:pPr>
-              <w:spacing w:after="0" w:line="276" w:lineRule="auto"/>
-              <w:jc w:val="left"/>
-              <w:rPr>
-                <w:color w:val="141413"/>
-                <w:szCs w:val="24"/>
-                <w:lang w:eastAsia="en-GB"/>
-              </w:rPr>
-            </w:pPr>
-            <w:r>
-              <w:rPr>
-                <w:color w:val="141413"/>
-                <w:szCs w:val="24"/>
-                <w:lang w:eastAsia="en-GB"/>
-              </w:rPr>
-              <w:t>REST API + WebSocket server, nhận telemetry, gửi lệnh, chạy AI</w:t>
-            </w:r>
-          </w:p>
-        </w:tc>
-        <w:tc>
-          <w:tcPr>
-            <w:tcW w:w="1984" w:type="dxa"/>
-            <w:vAlign w:val="center"/>
-          </w:tcPr>
-          <w:p>
-            <w:pPr>
-              <w:spacing w:after="0" w:line="276" w:lineRule="auto"/>
-              <w:jc w:val="center"/>
-              <w:rPr>
-                <w:color w:val="141413"/>
-                <w:szCs w:val="24"/>
-                <w:lang w:eastAsia="en-GB"/>
-              </w:rPr>
-            </w:pPr>
-            <w:r>
-              <w:rPr>
-                <w:rStyle w:val="badge"/>
-                <w:color w:val="085041"/>
-                <w:szCs w:val="24"/>
-                <w:shd w:val="clear" w:color="auto" w:fill="E1F5EE"/>
-              </w:rPr>
-              <w:t>Trung Sỹ</w:t>
-            </w:r>
-          </w:p>
-        </w:tc>
-      </w:tr>
-      <w:tr>
-        <w:trPr>
-          <w:trHeight w:val="415"/>
-        </w:trPr>
-        <w:tc>
-          <w:tcPr>
-            <w:tcW w:w="510" w:type="dxa"/>
-          </w:tcPr>
-          <w:p>
-            <w:pPr>
-              <w:spacing w:after="0" w:line="240" w:lineRule="auto"/>
-              <w:jc w:val="left"/>
-              <w:rPr>
-                <w:color w:val="141413"/>
-                <w:szCs w:val="24"/>
-                <w:lang w:eastAsia="en-GB"/>
-              </w:rPr>
-            </w:pPr>
-            <w:r>
-              <w:rPr>
-                <w:color w:val="3D3D3A"/>
-                <w:szCs w:val="24"/>
-                <w:lang w:eastAsia="en-GB"/>
-              </w:rPr>
-              <w:t>D2</w:t>
-            </w:r>
-          </w:p>
-        </w:tc>
-        <w:tc>
-          <w:tcPr>
-            <w:tcW w:w="2654" w:type="dxa"/>
-          </w:tcPr>
-          <w:p>
-            <w:pPr>
-              <w:spacing w:after="0" w:line="276" w:lineRule="auto"/>
-              <w:jc w:val="left"/>
-              <w:rPr>
-                <w:color w:val="141413"/>
-                <w:szCs w:val="24"/>
-                <w:lang w:eastAsia="en-GB"/>
-              </w:rPr>
-            </w:pPr>
-            <w:r>
-              <w:rPr>
-                <w:color w:val="141413"/>
-                <w:szCs w:val="24"/>
-                <w:lang w:eastAsia="en-GB"/>
-              </w:rPr>
-              <w:t>Thiết kế cơ sở dữ liệu MySQL</w:t>
-            </w:r>
-          </w:p>
-        </w:tc>
-        <w:tc>
-          <w:tcPr>
-            <w:tcW w:w="4061" w:type="dxa"/>
-          </w:tcPr>
-          <w:p>
-            <w:pPr>
-              <w:spacing w:after="0" w:line="276" w:lineRule="auto"/>
-              <w:jc w:val="left"/>
-              <w:rPr>
-                <w:color w:val="141413"/>
-                <w:szCs w:val="24"/>
-                <w:lang w:eastAsia="en-GB"/>
-              </w:rPr>
-            </w:pPr>
-            <w:r>
-              <w:rPr>
-                <w:color w:val="141413"/>
-                <w:szCs w:val="24"/>
-                <w:lang w:eastAsia="en-GB"/>
-              </w:rPr>
-              <w:t>Schema time-series lưu sensor &amp; actuator state theo timestamp</w:t>
-            </w:r>
-          </w:p>
-        </w:tc>
-        <w:tc>
-          <w:tcPr>
-            <w:tcW w:w="1984" w:type="dxa"/>
-            <w:vAlign w:val="center"/>
-          </w:tcPr>
-          <w:p>
-            <w:pPr>
-              <w:spacing w:after="0" w:line="276" w:lineRule="auto"/>
-              <w:jc w:val="center"/>
-              <w:rPr>
-                <w:color w:val="141413"/>
-                <w:szCs w:val="24"/>
-                <w:lang w:eastAsia="en-GB"/>
-              </w:rPr>
-            </w:pPr>
-            <w:r>
-              <w:rPr>
-                <w:rStyle w:val="badge"/>
-                <w:color w:val="085041"/>
-                <w:szCs w:val="24"/>
-                <w:shd w:val="clear" w:color="auto" w:fill="E1F5EE"/>
-              </w:rPr>
-              <w:t>Trung Sỹ</w:t>
-            </w:r>
-          </w:p>
-        </w:tc>
-      </w:tr>
-      <w:tr>
-        <w:trPr>
-          <w:trHeight w:val="415"/>
-        </w:trPr>
-        <w:tc>
-          <w:tcPr>
-            <w:tcW w:w="510" w:type="dxa"/>
-          </w:tcPr>
-          <w:p>
-            <w:pPr>
-              <w:spacing w:after="0" w:line="240" w:lineRule="auto"/>
-              <w:jc w:val="left"/>
-              <w:rPr>
-                <w:color w:val="141413"/>
-                <w:szCs w:val="24"/>
-                <w:lang w:eastAsia="en-GB"/>
-              </w:rPr>
-            </w:pPr>
-            <w:r>
-              <w:rPr>
-                <w:color w:val="3D3D3A"/>
-                <w:szCs w:val="24"/>
-                <w:lang w:eastAsia="en-GB"/>
-              </w:rPr>
-              <w:t>D3</w:t>
-            </w:r>
-          </w:p>
-        </w:tc>
-        <w:tc>
-          <w:tcPr>
-            <w:tcW w:w="2654" w:type="dxa"/>
-          </w:tcPr>
-          <w:p>
-            <w:pPr>
-              <w:spacing w:after="0" w:line="276" w:lineRule="auto"/>
-              <w:jc w:val="left"/>
-              <w:rPr>
-                <w:color w:val="141413"/>
-                <w:szCs w:val="24"/>
-                <w:lang w:eastAsia="en-GB"/>
-              </w:rPr>
-            </w:pPr>
-            <w:r>
-              <w:rPr>
-                <w:color w:val="141413"/>
-                <w:szCs w:val="24"/>
-                <w:lang w:eastAsia="en-GB"/>
-              </w:rPr>
-              <w:t>Xây dựng Web Dashboard (ReactJS)</w:t>
-            </w:r>
-          </w:p>
-        </w:tc>
-        <w:tc>
-          <w:tcPr>
-            <w:tcW w:w="4061" w:type="dxa"/>
-          </w:tcPr>
-          <w:p>
-            <w:pPr>
-              <w:spacing w:after="0" w:line="276" w:lineRule="auto"/>
-              <w:jc w:val="left"/>
-              <w:rPr>
-                <w:color w:val="141413"/>
-                <w:szCs w:val="24"/>
-                <w:lang w:eastAsia="en-GB"/>
-              </w:rPr>
-            </w:pPr>
-            <w:r>
-              <w:rPr>
-                <w:color w:val="141413"/>
-                <w:szCs w:val="24"/>
-                <w:lang w:eastAsia="en-GB"/>
-              </w:rPr>
-              <w:t>Đăng nhập, biểu đồ realtime, điều khiển thủ công, cảnh báo, dự báo</w:t>
-            </w:r>
-          </w:p>
-        </w:tc>
-        <w:tc>
-          <w:tcPr>
-            <w:tcW w:w="1984" w:type="dxa"/>
-            <w:vAlign w:val="center"/>
-          </w:tcPr>
-          <w:p>
-            <w:pPr>
-              <w:spacing w:after="0" w:line="276" w:lineRule="auto"/>
-              <w:jc w:val="center"/>
-              <w:rPr>
-                <w:color w:val="141413"/>
-                <w:szCs w:val="24"/>
-                <w:lang w:eastAsia="en-GB"/>
-              </w:rPr>
-            </w:pPr>
-            <w:r>
-              <w:rPr>
-                <w:rStyle w:val="badge"/>
-                <w:color w:val="085041"/>
-                <w:szCs w:val="24"/>
-                <w:shd w:val="clear" w:color="auto" w:fill="E1F5EE"/>
-              </w:rPr>
-              <w:t>Trung Sỹ</w:t>
-            </w:r>
-          </w:p>
-        </w:tc>
-      </w:tr>
-      <w:tr>
-        <w:trPr>
-          <w:trHeight w:val="415"/>
-        </w:trPr>
-        <w:tc>
-          <w:tcPr>
-            <w:tcW w:w="510" w:type="dxa"/>
-          </w:tcPr>
-          <w:p>
-            <w:pPr>
-              <w:spacing w:after="0" w:line="240" w:lineRule="auto"/>
-              <w:jc w:val="left"/>
-              <w:rPr>
-                <w:color w:val="141413"/>
-                <w:szCs w:val="24"/>
-                <w:lang w:eastAsia="en-GB"/>
-              </w:rPr>
-            </w:pPr>
-            <w:r>
-              <w:rPr>
-                <w:color w:val="3D3D3A"/>
-                <w:szCs w:val="24"/>
-                <w:lang w:eastAsia="en-GB"/>
-              </w:rPr>
-              <w:t>D4</w:t>
-            </w:r>
-          </w:p>
-        </w:tc>
-        <w:tc>
-          <w:tcPr>
-            <w:tcW w:w="2654" w:type="dxa"/>
-          </w:tcPr>
-          <w:p>
-            <w:pPr>
-              <w:spacing w:after="0" w:line="276" w:lineRule="auto"/>
-              <w:jc w:val="left"/>
-              <w:rPr>
-                <w:color w:val="141413"/>
-                <w:szCs w:val="24"/>
-                <w:lang w:eastAsia="en-GB"/>
-              </w:rPr>
-            </w:pPr>
-            <w:r>
-              <w:rPr>
-                <w:color w:val="141413"/>
-                <w:szCs w:val="24"/>
-                <w:lang w:eastAsia="en-GB"/>
-              </w:rPr>
-              <w:t>Xử lý lỗi &amp; fallback hệ thống</w:t>
-            </w:r>
-          </w:p>
-        </w:tc>
-        <w:tc>
-          <w:tcPr>
-            <w:tcW w:w="4061" w:type="dxa"/>
-          </w:tcPr>
-          <w:p>
-            <w:pPr>
-              <w:spacing w:after="0" w:line="276" w:lineRule="auto"/>
-              <w:jc w:val="left"/>
-              <w:rPr>
-                <w:color w:val="141413"/>
-                <w:szCs w:val="24"/>
-                <w:lang w:eastAsia="en-GB"/>
-              </w:rPr>
-            </w:pPr>
-            <w:r>
-              <w:rPr>
-                <w:color w:val="141413"/>
-                <w:szCs w:val="24"/>
-                <w:lang w:eastAsia="en-GB"/>
-              </w:rPr>
-              <w:t>Mất kết nối → rule-based, sensor lỗi → loại ngoại lai, retry lệnh</w:t>
-            </w:r>
-          </w:p>
-        </w:tc>
-        <w:tc>
-          <w:tcPr>
-            <w:tcW w:w="1984" w:type="dxa"/>
-            <w:vAlign w:val="center"/>
-          </w:tcPr>
-          <w:p>
-            <w:pPr>
-              <w:spacing w:after="0" w:line="276" w:lineRule="auto"/>
-              <w:jc w:val="center"/>
-              <w:rPr>
-                <w:color w:val="141413"/>
-                <w:szCs w:val="24"/>
-                <w:lang w:eastAsia="en-GB"/>
-              </w:rPr>
-            </w:pPr>
-            <w:r>
-              <w:rPr>
-                <w:rStyle w:val="badge"/>
-                <w:color w:val="085041"/>
-                <w:szCs w:val="24"/>
-                <w:shd w:val="clear" w:color="auto" w:fill="E1F5EE"/>
-              </w:rPr>
-              <w:t>Trung Sỹ</w:t>
-            </w:r>
-          </w:p>
-        </w:tc>
-      </w:tr>
-      <w:tr>
-        <w:trPr>
-          <w:trHeight w:val="415"/>
-        </w:trPr>
-        <w:tc>
-          <w:tcPr>
-            <w:tcW w:w="9209" w:type="dxa"/>
-            <w:gridSpan w:val="4"/>
-            <w:hideMark/>
-          </w:tcPr>
-          <w:p>
-            <w:pPr>
-              <w:spacing w:after="0" w:line="276" w:lineRule="auto"/>
-              <w:jc w:val="left"/>
-              <w:rPr>
-                <w:color w:val="141413"/>
-                <w:szCs w:val="24"/>
-                <w:lang w:val="pt-BR" w:eastAsia="en-GB"/>
-              </w:rPr>
-            </w:pPr>
-            <w:r>
-              <w:rPr>
-                <w:color w:val="141413"/>
-                <w:szCs w:val="24"/>
-                <w:lang w:val="pt-BR" w:eastAsia="en-GB"/>
-              </w:rPr>
-              <w:lastRenderedPageBreak/>
-              <w:t>E – Thực nghiệm &amp; Đánh giá</w:t>
-            </w:r>
-          </w:p>
-        </w:tc>
-      </w:tr>
-      <w:tr>
-        <w:trPr>
-          <w:trHeight w:val="415"/>
-        </w:trPr>
-        <w:tc>
-          <w:tcPr>
-            <w:tcW w:w="510" w:type="dxa"/>
-            <w:hideMark/>
-          </w:tcPr>
-          <w:p>
-            <w:pPr>
-              <w:spacing w:after="0" w:line="240" w:lineRule="auto"/>
-              <w:jc w:val="left"/>
-              <w:rPr>
-                <w:color w:val="141413"/>
-                <w:szCs w:val="24"/>
-                <w:lang w:eastAsia="en-GB"/>
-              </w:rPr>
-            </w:pPr>
-            <w:r>
-              <w:rPr>
-                <w:color w:val="3D3D3A"/>
-                <w:szCs w:val="24"/>
-                <w:lang w:eastAsia="en-GB"/>
-              </w:rPr>
-              <w:t>E1</w:t>
-            </w:r>
-          </w:p>
-        </w:tc>
-        <w:tc>
-          <w:tcPr>
-            <w:tcW w:w="2654" w:type="dxa"/>
-            <w:hideMark/>
-          </w:tcPr>
-          <w:p>
-            <w:pPr>
-              <w:spacing w:after="0" w:line="276" w:lineRule="auto"/>
-              <w:jc w:val="left"/>
-              <w:rPr>
-                <w:color w:val="141413"/>
-                <w:szCs w:val="24"/>
-                <w:lang w:eastAsia="en-GB"/>
-              </w:rPr>
-            </w:pPr>
-            <w:r>
-              <w:rPr>
-                <w:color w:val="141413"/>
-                <w:szCs w:val="24"/>
-                <w:lang w:eastAsia="en-GB"/>
-              </w:rPr>
-              <w:t>Thực nghiệm &amp; đánh giá mô hình ARX</w:t>
-            </w:r>
-          </w:p>
-        </w:tc>
-        <w:tc>
-          <w:tcPr>
-            <w:tcW w:w="4061" w:type="dxa"/>
-            <w:hideMark/>
-          </w:tcPr>
-          <w:p>
-            <w:pPr>
-              <w:spacing w:after="0" w:line="276" w:lineRule="auto"/>
-              <w:jc w:val="left"/>
-              <w:rPr>
-                <w:color w:val="141413"/>
-                <w:szCs w:val="24"/>
-                <w:lang w:eastAsia="en-GB"/>
-              </w:rPr>
-            </w:pPr>
-            <w:r>
-              <w:rPr>
-                <w:color w:val="141413"/>
-                <w:szCs w:val="24"/>
-                <w:lang w:eastAsia="en-GB"/>
-              </w:rPr>
-              <w:t>So sánh giá trị thực vs dự đoán, vẽ biểu đồ, tính MAE/RMSE/FIT, phân tích sai số</w:t>
-            </w:r>
-          </w:p>
-        </w:tc>
-        <w:tc>
-          <w:tcPr>
-            <w:tcW w:w="1984" w:type="dxa"/>
-            <w:vAlign w:val="center"/>
-            <w:hideMark/>
-          </w:tcPr>
-          <w:p>
-            <w:pPr>
-              <w:spacing w:after="0" w:line="276" w:lineRule="auto"/>
-              <w:jc w:val="center"/>
-              <w:rPr>
-                <w:color w:val="141413"/>
-                <w:szCs w:val="24"/>
-                <w:lang w:eastAsia="en-GB"/>
-              </w:rPr>
-            </w:pPr>
-            <w:r>
-              <w:rPr>
-                <w:rStyle w:val="badge"/>
-                <w:color w:val="3C3489"/>
-                <w:szCs w:val="24"/>
-                <w:shd w:val="clear" w:color="auto" w:fill="EEEDFE"/>
-              </w:rPr>
-              <w:t>Minh Trí</w:t>
-            </w:r>
-          </w:p>
-        </w:tc>
-      </w:tr>
-      <w:tr>
-        <w:trPr>
-          <w:trHeight w:val="557"/>
-        </w:trPr>
-        <w:tc>
-          <w:tcPr>
-            <w:tcW w:w="510" w:type="dxa"/>
-            <w:hideMark/>
-          </w:tcPr>
-          <w:p>
-            <w:pPr>
-              <w:spacing w:after="0" w:line="240" w:lineRule="auto"/>
-              <w:jc w:val="left"/>
-              <w:rPr>
-                <w:color w:val="141413"/>
-                <w:szCs w:val="24"/>
-                <w:lang w:eastAsia="en-GB"/>
-              </w:rPr>
-            </w:pPr>
-            <w:r>
-              <w:rPr>
-                <w:color w:val="3D3D3A"/>
-                <w:szCs w:val="24"/>
-                <w:lang w:eastAsia="en-GB"/>
-              </w:rPr>
-              <w:t>E2</w:t>
-            </w:r>
-          </w:p>
-        </w:tc>
-        <w:tc>
-          <w:tcPr>
-            <w:tcW w:w="2654" w:type="dxa"/>
-            <w:hideMark/>
-          </w:tcPr>
-          <w:p>
-            <w:pPr>
-              <w:spacing w:after="0" w:line="276" w:lineRule="auto"/>
-              <w:jc w:val="left"/>
-              <w:rPr>
-                <w:color w:val="141413"/>
-                <w:szCs w:val="24"/>
-                <w:lang w:eastAsia="en-GB"/>
-              </w:rPr>
-            </w:pPr>
-            <w:r>
-              <w:rPr>
-                <w:color w:val="141413"/>
-                <w:szCs w:val="24"/>
-                <w:lang w:eastAsia="en-GB"/>
-              </w:rPr>
-              <w:t>Thực nghiệm &amp; đánh giá Kalman Filter</w:t>
-            </w:r>
-          </w:p>
-        </w:tc>
-        <w:tc>
-          <w:tcPr>
-            <w:tcW w:w="4061" w:type="dxa"/>
-            <w:hideMark/>
-          </w:tcPr>
-          <w:p>
-            <w:pPr>
-              <w:spacing w:after="0" w:line="276" w:lineRule="auto"/>
-              <w:jc w:val="left"/>
-              <w:rPr>
-                <w:color w:val="141413"/>
-                <w:szCs w:val="24"/>
-                <w:lang w:eastAsia="en-GB"/>
-              </w:rPr>
-            </w:pPr>
-            <w:r>
-              <w:rPr>
-                <w:color w:val="141413"/>
-                <w:szCs w:val="24"/>
-                <w:lang w:eastAsia="en-GB"/>
-              </w:rPr>
-              <w:t>So sánh tín hiệu trước/sau lọc, đánh giá mức giảm nhiễu, kiểm thử AKF với nhiễu thay đổi</w:t>
-            </w:r>
-          </w:p>
-        </w:tc>
-        <w:tc>
-          <w:tcPr>
-            <w:tcW w:w="1984" w:type="dxa"/>
-            <w:vAlign w:val="center"/>
-            <w:hideMark/>
-          </w:tcPr>
-          <w:p>
-            <w:pPr>
-              <w:spacing w:after="0" w:line="276" w:lineRule="auto"/>
-              <w:jc w:val="center"/>
-              <w:rPr>
-                <w:color w:val="141413"/>
-                <w:szCs w:val="24"/>
-                <w:lang w:eastAsia="en-GB"/>
-              </w:rPr>
-            </w:pPr>
-            <w:r>
-              <w:rPr>
-                <w:rStyle w:val="badge"/>
-                <w:color w:val="633806"/>
-                <w:szCs w:val="24"/>
-                <w:shd w:val="clear" w:color="auto" w:fill="FAEEDA"/>
-              </w:rPr>
-              <w:t>Quang Sinh</w:t>
-            </w:r>
-          </w:p>
-        </w:tc>
-      </w:tr>
-      <w:tr>
-        <w:trPr>
-          <w:trHeight w:val="415"/>
-        </w:trPr>
-        <w:tc>
-          <w:tcPr>
-            <w:tcW w:w="510" w:type="dxa"/>
-            <w:hideMark/>
-          </w:tcPr>
-          <w:p>
-            <w:pPr>
-              <w:spacing w:after="0" w:line="240" w:lineRule="auto"/>
-              <w:jc w:val="left"/>
-              <w:rPr>
-                <w:color w:val="141413"/>
-                <w:szCs w:val="24"/>
-                <w:lang w:eastAsia="en-GB"/>
-              </w:rPr>
-            </w:pPr>
-            <w:r>
-              <w:rPr>
-                <w:color w:val="3D3D3A"/>
-                <w:szCs w:val="24"/>
-                <w:lang w:eastAsia="en-GB"/>
-              </w:rPr>
-              <w:t>E3</w:t>
-            </w:r>
-          </w:p>
-        </w:tc>
-        <w:tc>
-          <w:tcPr>
-            <w:tcW w:w="2654" w:type="dxa"/>
-            <w:hideMark/>
-          </w:tcPr>
-          <w:p>
-            <w:pPr>
-              <w:spacing w:after="0" w:line="276" w:lineRule="auto"/>
-              <w:jc w:val="left"/>
-              <w:rPr>
-                <w:color w:val="141413"/>
-                <w:szCs w:val="24"/>
-                <w:lang w:eastAsia="en-GB"/>
-              </w:rPr>
-            </w:pPr>
-            <w:r>
-              <w:rPr>
-                <w:color w:val="141413"/>
-                <w:szCs w:val="24"/>
-                <w:lang w:eastAsia="en-GB"/>
-              </w:rPr>
-              <w:t>Thực nghiệm &amp; đánh giá MPC</w:t>
-            </w:r>
-          </w:p>
-        </w:tc>
-        <w:tc>
-          <w:tcPr>
-            <w:tcW w:w="4061" w:type="dxa"/>
-            <w:hideMark/>
-          </w:tcPr>
-          <w:p>
-            <w:pPr>
-              <w:spacing w:after="0" w:line="276" w:lineRule="auto"/>
-              <w:jc w:val="left"/>
-              <w:rPr>
-                <w:color w:val="141413"/>
-                <w:szCs w:val="24"/>
-                <w:lang w:eastAsia="en-GB"/>
-              </w:rPr>
-            </w:pPr>
-            <w:r>
-              <w:rPr>
-                <w:color w:val="141413"/>
-                <w:szCs w:val="24"/>
-                <w:lang w:eastAsia="en-GB"/>
-              </w:rPr>
-              <w:t>Kiểm tra duy trì độ ẩm setpoint, so sánh với rule-based</w:t>
-            </w:r>
-          </w:p>
-        </w:tc>
-        <w:tc>
-          <w:tcPr>
-            <w:tcW w:w="1984" w:type="dxa"/>
-            <w:vAlign w:val="center"/>
-            <w:hideMark/>
-          </w:tcPr>
-          <w:p>
-            <w:pPr>
-              <w:spacing w:after="0" w:line="276" w:lineRule="auto"/>
-              <w:jc w:val="center"/>
-              <w:rPr>
-                <w:color w:val="141413"/>
-                <w:szCs w:val="24"/>
-                <w:lang w:eastAsia="en-GB"/>
-              </w:rPr>
-            </w:pPr>
-            <w:r>
-              <w:rPr>
-                <w:rStyle w:val="badge"/>
-                <w:color w:val="633806"/>
-                <w:szCs w:val="24"/>
-                <w:shd w:val="clear" w:color="auto" w:fill="FAEEDA"/>
-              </w:rPr>
-              <w:t>Quang Sinh</w:t>
-            </w:r>
-          </w:p>
-        </w:tc>
-      </w:tr>
-      <w:tr>
-        <w:trPr>
-          <w:trHeight w:val="415"/>
-        </w:trPr>
-        <w:tc>
-          <w:tcPr>
-            <w:tcW w:w="510" w:type="dxa"/>
-            <w:hideMark/>
-          </w:tcPr>
-          <w:p>
-            <w:pPr>
-              <w:spacing w:after="0" w:line="240" w:lineRule="auto"/>
-              <w:jc w:val="left"/>
-              <w:rPr>
-                <w:color w:val="141413"/>
-                <w:szCs w:val="24"/>
-                <w:lang w:eastAsia="en-GB"/>
-              </w:rPr>
-            </w:pPr>
-            <w:r>
-              <w:rPr>
-                <w:color w:val="3D3D3A"/>
-                <w:szCs w:val="24"/>
-                <w:lang w:eastAsia="en-GB"/>
-              </w:rPr>
-              <w:t>E4</w:t>
-            </w:r>
-          </w:p>
-        </w:tc>
-        <w:tc>
-          <w:tcPr>
-            <w:tcW w:w="2654" w:type="dxa"/>
-            <w:hideMark/>
-          </w:tcPr>
-          <w:p>
-            <w:pPr>
-              <w:spacing w:after="0" w:line="276" w:lineRule="auto"/>
-              <w:jc w:val="left"/>
-              <w:rPr>
-                <w:color w:val="141413"/>
-                <w:szCs w:val="24"/>
-                <w:lang w:eastAsia="en-GB"/>
-              </w:rPr>
-            </w:pPr>
-            <w:r>
-              <w:rPr>
-                <w:color w:val="141413"/>
-                <w:szCs w:val="24"/>
-                <w:lang w:eastAsia="en-GB"/>
-              </w:rPr>
-              <w:t>Đánh giá toàn hệ thống tích hợp</w:t>
-            </w:r>
-          </w:p>
-        </w:tc>
-        <w:tc>
-          <w:tcPr>
-            <w:tcW w:w="4061" w:type="dxa"/>
-            <w:hideMark/>
-          </w:tcPr>
-          <w:p>
-            <w:pPr>
-              <w:spacing w:after="0" w:line="276" w:lineRule="auto"/>
-              <w:jc w:val="left"/>
-              <w:rPr>
-                <w:color w:val="141413"/>
-                <w:szCs w:val="24"/>
-                <w:lang w:eastAsia="en-GB"/>
-              </w:rPr>
-            </w:pPr>
-            <w:r>
-              <w:rPr>
-                <w:color w:val="141413"/>
-                <w:szCs w:val="24"/>
-                <w:lang w:eastAsia="en-GB"/>
-              </w:rPr>
-              <w:t>Chạy hệ thống end-to-end, đo độ trễ, kiểm tra tính ổn định, ghi nhận hạn chế thực tế</w:t>
-            </w:r>
-          </w:p>
-        </w:tc>
-        <w:tc>
-          <w:tcPr>
-            <w:tcW w:w="1984" w:type="dxa"/>
-            <w:vAlign w:val="center"/>
-            <w:hideMark/>
-          </w:tcPr>
-          <w:p>
-            <w:pPr>
-              <w:spacing w:after="0" w:line="276" w:lineRule="auto"/>
-              <w:jc w:val="center"/>
-              <w:rPr>
-                <w:color w:val="141413"/>
-                <w:szCs w:val="24"/>
-                <w:lang w:eastAsia="en-GB"/>
-              </w:rPr>
-            </w:pPr>
-            <w:r>
-              <w:rPr>
-                <w:rStyle w:val="badge"/>
-                <w:color w:val="444441"/>
-                <w:szCs w:val="24"/>
-                <w:shd w:val="clear" w:color="auto" w:fill="F1EFE8"/>
-              </w:rPr>
-              <w:t>Cả nhóm</w:t>
-            </w:r>
-          </w:p>
-        </w:tc>
-      </w:tr>
-      <w:tr>
-        <w:trPr>
-          <w:trHeight w:val="415"/>
-        </w:trPr>
-        <w:tc>
-          <w:tcPr>
-            <w:tcW w:w="510" w:type="dxa"/>
-          </w:tcPr>
-          <w:p>
-            <w:pPr>
-              <w:spacing w:after="0" w:line="240" w:lineRule="auto"/>
-              <w:jc w:val="left"/>
-              <w:rPr>
-                <w:color w:val="3D3D3A"/>
-                <w:szCs w:val="24"/>
-                <w:lang w:eastAsia="en-GB"/>
-              </w:rPr>
-            </w:pPr>
-            <w:r>
-              <w:rPr>
-                <w:color w:val="3D3D3A"/>
-                <w:szCs w:val="24"/>
-                <w:lang w:eastAsia="en-GB"/>
-              </w:rPr>
-              <w:t>E5</w:t>
-            </w:r>
-          </w:p>
-        </w:tc>
-        <w:tc>
-          <w:tcPr>
-            <w:tcW w:w="2654" w:type="dxa"/>
-          </w:tcPr>
-          <w:p>
-            <w:pPr>
-              <w:spacing w:after="0" w:line="276" w:lineRule="auto"/>
-              <w:jc w:val="left"/>
-              <w:rPr>
-                <w:color w:val="141413"/>
-                <w:szCs w:val="24"/>
-                <w:lang w:eastAsia="en-GB"/>
-              </w:rPr>
-            </w:pPr>
-            <w:r>
-              <w:rPr>
-                <w:color w:val="141413"/>
-                <w:szCs w:val="24"/>
-                <w:lang w:eastAsia="en-GB"/>
-              </w:rPr>
-              <w:t>Giao diện dashboard kết quả thực nghiệm</w:t>
-            </w:r>
-          </w:p>
-        </w:tc>
-        <w:tc>
-          <w:tcPr>
-            <w:tcW w:w="4061" w:type="dxa"/>
-          </w:tcPr>
-          <w:p>
-            <w:pPr>
-              <w:spacing w:after="0" w:line="276" w:lineRule="auto"/>
-              <w:jc w:val="left"/>
-              <w:rPr>
-                <w:color w:val="141413"/>
-                <w:szCs w:val="24"/>
-                <w:lang w:eastAsia="en-GB"/>
-              </w:rPr>
-            </w:pPr>
-            <w:r>
-              <w:rPr>
-                <w:color w:val="141413"/>
-                <w:szCs w:val="24"/>
-                <w:lang w:eastAsia="en-GB"/>
-              </w:rPr>
-              <w:t>Giao diện dashboard, điều khiển, cảnh báo, dự báo</w:t>
-            </w:r>
-          </w:p>
-        </w:tc>
-        <w:tc>
-          <w:tcPr>
-            <w:tcW w:w="1984" w:type="dxa"/>
-            <w:vAlign w:val="center"/>
-          </w:tcPr>
-          <w:p>
-            <w:pPr>
-              <w:spacing w:after="0" w:line="276" w:lineRule="auto"/>
-              <w:jc w:val="center"/>
-              <w:rPr>
-                <w:color w:val="444441"/>
-                <w:szCs w:val="24"/>
-                <w:shd w:val="clear" w:color="auto" w:fill="F1EFE8"/>
-                <w:lang w:eastAsia="en-GB"/>
-              </w:rPr>
-            </w:pPr>
-            <w:r>
-              <w:rPr>
-                <w:rStyle w:val="badge"/>
-                <w:color w:val="085041"/>
-                <w:szCs w:val="24"/>
-                <w:shd w:val="clear" w:color="auto" w:fill="E1F5EE"/>
-              </w:rPr>
-              <w:t>Trung Sỹ</w:t>
-            </w:r>
-          </w:p>
-        </w:tc>
-      </w:tr>
-      <w:tr>
-        <w:trPr>
-          <w:trHeight w:val="415"/>
-        </w:trPr>
-        <w:tc>
-          <w:tcPr>
-            <w:tcW w:w="9209" w:type="dxa"/>
-            <w:gridSpan w:val="4"/>
-            <w:hideMark/>
-          </w:tcPr>
-          <w:p>
-            <w:pPr>
-              <w:spacing w:after="0" w:line="276" w:lineRule="auto"/>
-              <w:jc w:val="left"/>
-              <w:rPr>
-                <w:color w:val="141413"/>
-                <w:szCs w:val="24"/>
-                <w:lang w:eastAsia="en-GB"/>
-              </w:rPr>
-            </w:pPr>
-            <w:r>
-              <w:rPr>
-                <w:color w:val="141413"/>
-                <w:szCs w:val="24"/>
-                <w:lang w:eastAsia="en-GB"/>
-              </w:rPr>
-              <w:t>F – Báo cáo &amp; Trình bày</w:t>
-            </w:r>
-          </w:p>
-        </w:tc>
-      </w:tr>
-      <w:tr>
-        <w:trPr>
-          <w:trHeight w:val="415"/>
-        </w:trPr>
-        <w:tc>
-          <w:tcPr>
-            <w:tcW w:w="510" w:type="dxa"/>
-            <w:vAlign w:val="center"/>
-            <w:hideMark/>
-          </w:tcPr>
-          <w:p>
-            <w:pPr>
-              <w:spacing w:after="0" w:line="240" w:lineRule="auto"/>
-              <w:jc w:val="left"/>
-              <w:rPr>
-                <w:color w:val="141413"/>
-                <w:szCs w:val="24"/>
-                <w:lang w:eastAsia="en-GB"/>
-              </w:rPr>
-            </w:pPr>
-            <w:r>
-              <w:rPr>
-                <w:rStyle w:val="num"/>
-                <w:color w:val="3D3D3A"/>
-                <w:szCs w:val="24"/>
-              </w:rPr>
-              <w:t>F1</w:t>
-            </w:r>
-          </w:p>
-        </w:tc>
-        <w:tc>
-          <w:tcPr>
-            <w:tcW w:w="2654" w:type="dxa"/>
-            <w:vAlign w:val="center"/>
-            <w:hideMark/>
-          </w:tcPr>
-          <w:p>
-            <w:pPr>
-              <w:spacing w:after="0" w:line="276" w:lineRule="auto"/>
-              <w:jc w:val="left"/>
-              <w:rPr>
-                <w:color w:val="141413"/>
-                <w:szCs w:val="24"/>
-                <w:lang w:eastAsia="en-GB"/>
-              </w:rPr>
-            </w:pPr>
-            <w:r>
-              <w:rPr>
-                <w:color w:val="141413"/>
-                <w:szCs w:val="24"/>
-              </w:rPr>
-              <w:t>Viết chương 1 &amp; 2.1 (Phần cứng)</w:t>
-            </w:r>
-          </w:p>
-        </w:tc>
-        <w:tc>
-          <w:tcPr>
-            <w:tcW w:w="4061" w:type="dxa"/>
-            <w:vAlign w:val="center"/>
-            <w:hideMark/>
-          </w:tcPr>
-          <w:p>
-            <w:pPr>
-              <w:spacing w:after="0" w:line="276" w:lineRule="auto"/>
-              <w:jc w:val="left"/>
-              <w:rPr>
-                <w:color w:val="141413"/>
-                <w:szCs w:val="24"/>
-                <w:lang w:eastAsia="en-GB"/>
-              </w:rPr>
-            </w:pPr>
-            <w:r>
-              <w:rPr>
-                <w:color w:val="141413"/>
-                <w:szCs w:val="24"/>
-              </w:rPr>
-              <w:t>Giới thiệu, kiến trúc hệ thống, ESP32, cảm biến, WebSocket</w:t>
-            </w:r>
-          </w:p>
-        </w:tc>
-        <w:tc>
-          <w:tcPr>
-            <w:tcW w:w="1984" w:type="dxa"/>
-            <w:vAlign w:val="center"/>
-            <w:hideMark/>
-          </w:tcPr>
-          <w:p>
-            <w:pPr>
-              <w:spacing w:after="0" w:line="276" w:lineRule="auto"/>
-              <w:jc w:val="center"/>
-              <w:rPr>
-                <w:color w:val="141413"/>
-                <w:szCs w:val="24"/>
-                <w:lang w:eastAsia="en-GB"/>
-              </w:rPr>
-            </w:pPr>
-            <w:r>
-              <w:rPr>
-                <w:rStyle w:val="badge"/>
-                <w:color w:val="085041"/>
-                <w:szCs w:val="24"/>
-                <w:shd w:val="clear" w:color="auto" w:fill="E1F5EE"/>
-              </w:rPr>
-              <w:t>Trung Sỹ</w:t>
-            </w:r>
-          </w:p>
-        </w:tc>
-      </w:tr>
-      <w:tr>
-        <w:trPr>
-          <w:trHeight w:val="557"/>
-        </w:trPr>
-        <w:tc>
-          <w:tcPr>
-            <w:tcW w:w="510" w:type="dxa"/>
-            <w:vAlign w:val="center"/>
-            <w:hideMark/>
-          </w:tcPr>
-          <w:p>
-            <w:pPr>
-              <w:spacing w:after="0" w:line="240" w:lineRule="auto"/>
-              <w:jc w:val="left"/>
-              <w:rPr>
-                <w:color w:val="141413"/>
-                <w:szCs w:val="24"/>
-                <w:lang w:eastAsia="en-GB"/>
-              </w:rPr>
-            </w:pPr>
-            <w:r>
-              <w:rPr>
-                <w:rStyle w:val="num"/>
-                <w:color w:val="3D3D3A"/>
-                <w:szCs w:val="24"/>
-              </w:rPr>
-              <w:t>F2</w:t>
-            </w:r>
-          </w:p>
-        </w:tc>
-        <w:tc>
-          <w:tcPr>
-            <w:tcW w:w="2654" w:type="dxa"/>
-            <w:vAlign w:val="center"/>
-            <w:hideMark/>
-          </w:tcPr>
-          <w:p>
-            <w:pPr>
-              <w:spacing w:after="0" w:line="276" w:lineRule="auto"/>
-              <w:jc w:val="left"/>
-              <w:rPr>
-                <w:color w:val="141413"/>
-                <w:szCs w:val="24"/>
-                <w:lang w:eastAsia="en-GB"/>
-              </w:rPr>
-            </w:pPr>
-            <w:r>
-              <w:rPr>
-                <w:color w:val="141413"/>
-                <w:szCs w:val="24"/>
-              </w:rPr>
-              <w:t>Viết chương 2.2 &amp; 2.3 (AI + Phần mềm)</w:t>
-            </w:r>
-          </w:p>
-        </w:tc>
-        <w:tc>
-          <w:tcPr>
-            <w:tcW w:w="4061" w:type="dxa"/>
-            <w:vAlign w:val="center"/>
-            <w:hideMark/>
-          </w:tcPr>
-          <w:p>
-            <w:pPr>
-              <w:spacing w:after="0" w:line="276" w:lineRule="auto"/>
-              <w:jc w:val="left"/>
-              <w:rPr>
-                <w:color w:val="141413"/>
-                <w:szCs w:val="24"/>
-                <w:lang w:eastAsia="en-GB"/>
-              </w:rPr>
-            </w:pPr>
-            <w:r>
-              <w:rPr>
-                <w:color w:val="141413"/>
-                <w:szCs w:val="24"/>
-              </w:rPr>
-              <w:t>ARX, Kalman, MPC, kiến trúc Django + ReactJS</w:t>
-            </w:r>
-          </w:p>
-        </w:tc>
-        <w:tc>
-          <w:tcPr>
-            <w:tcW w:w="1984" w:type="dxa"/>
-            <w:vAlign w:val="center"/>
-            <w:hideMark/>
-          </w:tcPr>
-          <w:p>
-            <w:pPr>
-              <w:spacing w:after="0" w:line="276" w:lineRule="auto"/>
-              <w:jc w:val="center"/>
-              <w:rPr>
-                <w:color w:val="141413"/>
-                <w:szCs w:val="24"/>
-                <w:lang w:eastAsia="en-GB"/>
-              </w:rPr>
-            </w:pPr>
-            <w:r>
-              <w:rPr>
-                <w:rStyle w:val="badge"/>
-                <w:color w:val="3C3489"/>
-                <w:szCs w:val="24"/>
-                <w:shd w:val="clear" w:color="auto" w:fill="EEEDFE"/>
-              </w:rPr>
-              <w:t>Minh Trí</w:t>
-            </w:r>
-            <w:r>
-              <w:rPr>
-                <w:color w:val="141413"/>
-                <w:szCs w:val="24"/>
-              </w:rPr>
-              <w:t> </w:t>
-            </w:r>
-            <w:r>
-              <w:rPr>
-                <w:rStyle w:val="badge"/>
-                <w:color w:val="633806"/>
-                <w:szCs w:val="24"/>
-                <w:shd w:val="clear" w:color="auto" w:fill="FAEEDA"/>
-              </w:rPr>
-              <w:t>Quang Sinh</w:t>
-            </w:r>
-          </w:p>
-        </w:tc>
-      </w:tr>
-      <w:tr>
-        <w:trPr>
-          <w:trHeight w:val="415"/>
-        </w:trPr>
-        <w:tc>
-          <w:tcPr>
-            <w:tcW w:w="510" w:type="dxa"/>
-            <w:vAlign w:val="center"/>
-            <w:hideMark/>
-          </w:tcPr>
-          <w:p>
-            <w:pPr>
-              <w:spacing w:after="0" w:line="240" w:lineRule="auto"/>
-              <w:jc w:val="left"/>
-              <w:rPr>
-                <w:color w:val="141413"/>
-                <w:szCs w:val="24"/>
-                <w:lang w:eastAsia="en-GB"/>
-              </w:rPr>
-            </w:pPr>
-            <w:r>
-              <w:rPr>
-                <w:rStyle w:val="num"/>
-                <w:color w:val="3D3D3A"/>
-                <w:szCs w:val="24"/>
-              </w:rPr>
-              <w:t>F3</w:t>
-            </w:r>
-          </w:p>
-        </w:tc>
-        <w:tc>
-          <w:tcPr>
-            <w:tcW w:w="2654" w:type="dxa"/>
-            <w:vAlign w:val="center"/>
-            <w:hideMark/>
-          </w:tcPr>
-          <w:p>
-            <w:pPr>
-              <w:spacing w:after="0" w:line="276" w:lineRule="auto"/>
-              <w:jc w:val="left"/>
-              <w:rPr>
-                <w:color w:val="141413"/>
-                <w:szCs w:val="24"/>
-                <w:lang w:eastAsia="en-GB"/>
-              </w:rPr>
-            </w:pPr>
-            <w:r>
-              <w:rPr>
-                <w:color w:val="141413"/>
-                <w:szCs w:val="24"/>
-              </w:rPr>
-              <w:t>Viết chương 3 &amp; kết luận</w:t>
-            </w:r>
-          </w:p>
-        </w:tc>
-        <w:tc>
-          <w:tcPr>
-            <w:tcW w:w="4061" w:type="dxa"/>
-            <w:vAlign w:val="center"/>
-            <w:hideMark/>
-          </w:tcPr>
-          <w:p>
-            <w:pPr>
-              <w:spacing w:after="0" w:line="276" w:lineRule="auto"/>
-              <w:jc w:val="left"/>
-              <w:rPr>
-                <w:color w:val="141413"/>
-                <w:szCs w:val="24"/>
-                <w:lang w:eastAsia="en-GB"/>
-              </w:rPr>
-            </w:pPr>
-            <w:r>
-              <w:rPr>
-                <w:color w:val="141413"/>
-                <w:szCs w:val="24"/>
-              </w:rPr>
-              <w:t>Kết quả thực nghiệm, hạn chế, hướng phát triển, tài liệu tham khảo</w:t>
-            </w:r>
-          </w:p>
-        </w:tc>
-        <w:tc>
-          <w:tcPr>
-            <w:tcW w:w="1984" w:type="dxa"/>
-            <w:vAlign w:val="center"/>
-            <w:hideMark/>
-          </w:tcPr>
-          <w:p>
-            <w:pPr>
-              <w:spacing w:after="0" w:line="276" w:lineRule="auto"/>
-              <w:jc w:val="center"/>
-              <w:rPr>
-                <w:color w:val="141413"/>
-                <w:szCs w:val="24"/>
-                <w:lang w:eastAsia="en-GB"/>
-              </w:rPr>
-            </w:pPr>
-            <w:r>
-              <w:rPr>
-                <w:rStyle w:val="badge"/>
-                <w:color w:val="444441"/>
-                <w:szCs w:val="24"/>
-                <w:shd w:val="clear" w:color="auto" w:fill="F1EFE8"/>
-              </w:rPr>
-              <w:t>Cả nhóm</w:t>
-            </w:r>
-          </w:p>
-        </w:tc>
-      </w:tr>
-      <w:tr>
-        <w:trPr>
-          <w:trHeight w:val="415"/>
-        </w:trPr>
-        <w:tc>
-          <w:tcPr>
-            <w:tcW w:w="510" w:type="dxa"/>
-            <w:vAlign w:val="center"/>
-            <w:hideMark/>
-          </w:tcPr>
-          <w:p>
-            <w:pPr>
-              <w:spacing w:after="0" w:line="240" w:lineRule="auto"/>
-              <w:jc w:val="left"/>
-              <w:rPr>
-                <w:color w:val="141413"/>
-                <w:szCs w:val="24"/>
-                <w:lang w:eastAsia="en-GB"/>
-              </w:rPr>
-            </w:pPr>
-            <w:r>
-              <w:rPr>
-                <w:rStyle w:val="num"/>
-                <w:color w:val="3D3D3A"/>
-                <w:szCs w:val="24"/>
-              </w:rPr>
-              <w:t>F4</w:t>
-            </w:r>
-          </w:p>
-        </w:tc>
-        <w:tc>
-          <w:tcPr>
-            <w:tcW w:w="2654" w:type="dxa"/>
-            <w:vAlign w:val="center"/>
-            <w:hideMark/>
-          </w:tcPr>
-          <w:p>
-            <w:pPr>
-              <w:spacing w:after="0" w:line="276" w:lineRule="auto"/>
-              <w:jc w:val="left"/>
-              <w:rPr>
-                <w:color w:val="141413"/>
-                <w:szCs w:val="24"/>
-                <w:lang w:eastAsia="en-GB"/>
-              </w:rPr>
-            </w:pPr>
-            <w:r>
-              <w:rPr>
-                <w:color w:val="141413"/>
-                <w:szCs w:val="24"/>
-              </w:rPr>
-              <w:t>Hoàn thiện báo cáo &amp; slide</w:t>
-            </w:r>
-          </w:p>
-        </w:tc>
-        <w:tc>
-          <w:tcPr>
-            <w:tcW w:w="4061" w:type="dxa"/>
-            <w:vAlign w:val="center"/>
-            <w:hideMark/>
-          </w:tcPr>
-          <w:p>
-            <w:pPr>
-              <w:spacing w:after="0" w:line="276" w:lineRule="auto"/>
-              <w:jc w:val="left"/>
-              <w:rPr>
-                <w:color w:val="141413"/>
-                <w:szCs w:val="24"/>
-                <w:lang w:eastAsia="en-GB"/>
-              </w:rPr>
-            </w:pPr>
-            <w:r>
-              <w:rPr>
-                <w:color w:val="141413"/>
-                <w:szCs w:val="24"/>
-              </w:rPr>
-              <w:t>Định dạng, hình minh họa, slide demo</w:t>
-            </w:r>
-            <w:r>
-              <w:rPr>
-                <w:color w:val="141413"/>
-                <w:szCs w:val="24"/>
-              </w:rPr>
-              <w:t>.</w:t>
-            </w:r>
-          </w:p>
-        </w:tc>
-        <w:tc>
-          <w:tcPr>
-            <w:tcW w:w="1984" w:type="dxa"/>
-            <w:vAlign w:val="center"/>
-            <w:hideMark/>
-          </w:tcPr>
-          <w:p>
-            <w:pPr>
-              <w:spacing w:after="0" w:line="276" w:lineRule="auto"/>
-              <w:jc w:val="center"/>
-              <w:rPr>
-                <w:color w:val="141413"/>
-                <w:szCs w:val="24"/>
-                <w:lang w:eastAsia="en-GB"/>
-              </w:rPr>
-            </w:pPr>
-            <w:r>
-              <w:rPr>
-                <w:rStyle w:val="badge"/>
-                <w:color w:val="444441"/>
-                <w:szCs w:val="24"/>
-                <w:shd w:val="clear" w:color="auto" w:fill="F1EFE8"/>
-              </w:rPr>
-              <w:t>Cả nhóm</w:t>
-            </w:r>
-          </w:p>
-        </w:tc>
-      </w:tr>
-    </w:tbl>
-    <w:p>
-      <w:r>
-        <w:br w:type="textWrapping" w:clear="all"/>
-      </w:r>
-      <w:r>
         <w:br w:type="page"/>
       </w:r>
     </w:p>
@@ -10135,161 +6969,14 @@
         <w:fldChar w:fldCharType="end"/>
       </w:r>
     </w:p>
-    <w:p/>
-    <w:p>
-      <w:pPr>
-        <w:rPr>
-          <w:lang w:val="vi-VN"/>
-        </w:rPr>
-      </w:pPr>
-    </w:p>
-    <w:p>
-      <w:pPr>
-        <w:rPr>
-          <w:lang w:val="vi-VN"/>
-        </w:rPr>
-      </w:pPr>
-    </w:p>
-    <w:p>
-      <w:pPr>
-        <w:rPr>
-          <w:lang w:val="vi-VN"/>
-        </w:rPr>
-      </w:pPr>
-    </w:p>
-    <w:p>
-      <w:pPr>
-        <w:rPr>
-          <w:lang w:val="vi-VN"/>
-        </w:rPr>
-      </w:pPr>
-    </w:p>
-    <w:p>
-      <w:pPr>
-        <w:rPr>
-          <w:lang w:val="vi-VN"/>
-        </w:rPr>
-      </w:pPr>
-    </w:p>
-    <w:p>
-      <w:pPr>
-        <w:rPr>
-          <w:lang w:val="vi-VN"/>
-        </w:rPr>
-      </w:pPr>
-    </w:p>
-    <w:p>
-      <w:pPr>
-        <w:rPr>
-          <w:lang w:val="vi-VN"/>
-        </w:rPr>
-      </w:pPr>
-    </w:p>
-    <w:p>
-      <w:pPr>
-        <w:rPr>
-          <w:lang w:val="vi-VN"/>
-        </w:rPr>
-      </w:pPr>
-    </w:p>
-    <w:p>
-      <w:pPr>
-        <w:rPr>
-          <w:lang w:val="vi-VN"/>
-        </w:rPr>
-      </w:pPr>
-    </w:p>
-    <w:p>
-      <w:pPr>
-        <w:rPr>
-          <w:lang w:val="vi-VN"/>
-        </w:rPr>
-      </w:pPr>
-    </w:p>
-    <w:p>
-      <w:pPr>
-        <w:rPr>
-          <w:lang w:val="vi-VN"/>
-        </w:rPr>
-      </w:pPr>
-    </w:p>
-    <w:p>
-      <w:pPr>
-        <w:rPr>
-          <w:lang w:val="vi-VN"/>
-        </w:rPr>
-      </w:pPr>
-    </w:p>
-    <w:p>
-      <w:pPr>
-        <w:rPr>
-          <w:lang w:val="vi-VN"/>
-        </w:rPr>
-      </w:pPr>
-    </w:p>
-    <w:p>
-      <w:pPr>
-        <w:rPr>
-          <w:lang w:val="vi-VN"/>
-        </w:rPr>
-      </w:pPr>
-    </w:p>
-    <w:p>
-      <w:pPr>
-        <w:rPr>
-          <w:lang w:val="vi-VN"/>
-        </w:rPr>
-      </w:pPr>
-    </w:p>
-    <w:p>
-      <w:pPr>
-        <w:rPr>
-          <w:lang w:val="vi-VN"/>
-        </w:rPr>
-      </w:pPr>
-    </w:p>
-    <w:p>
-      <w:pPr>
-        <w:rPr>
-          <w:lang w:val="vi-VN"/>
-        </w:rPr>
-      </w:pPr>
-    </w:p>
-    <w:p>
-      <w:pPr>
-        <w:rPr>
-          <w:lang w:val="vi-VN"/>
-        </w:rPr>
-      </w:pPr>
-    </w:p>
-    <w:p>
-      <w:pPr>
-        <w:rPr>
-          <w:lang w:val="vi-VN"/>
-        </w:rPr>
-      </w:pPr>
-    </w:p>
-    <w:p>
-      <w:pPr>
-        <w:rPr>
-          <w:lang w:val="vi-VN"/>
-        </w:rPr>
-      </w:pPr>
-    </w:p>
-    <w:p>
-      <w:pPr>
-        <w:pStyle w:val="Heading1"/>
-        <w:rPr>
-          <w:lang w:val="vi-VN"/>
-        </w:rPr>
+    <w:p>
+      <w:pPr>
         <w:sectPr>
-          <w:headerReference w:type="default" r:id="rId11"/>
-          <w:footerReference w:type="default" r:id="rId12"/>
+          <w:footerReference w:type="default" r:id="rId11"/>
           <w:pgSz w:w="11909" w:h="16834" w:code="9"/>
-          <w:pgMar w:top="1134" w:right="1134" w:bottom="1134" w:left="1814" w:header="618" w:footer="561" w:gutter="0"/>
-          <w:pgNumType w:fmt="lowerRoman" w:start="1"/>
+          <w:pgMar w:top="1134" w:right="1134" w:bottom="1134" w:left="1701" w:header="618" w:footer="561" w:gutter="0"/>
+          <w:pgNumType w:start="1"/>
           <w:cols w:space="720"/>
-          <w:titlePg/>
           <w:docGrid w:linePitch="354"/>
         </w:sectPr>
       </w:pPr>
@@ -12044,7 +8731,7 @@
                     </pic:cNvPicPr>
                   </pic:nvPicPr>
                   <pic:blipFill rotWithShape="1">
-                    <a:blip r:embed="rId13" cstate="print">
+                    <a:blip r:embed="rId12" cstate="print">
                       <a:extLst>
                         <a:ext uri="{28A0092B-C50C-407E-A947-70E740481C1C}">
                           <a14:useLocalDpi xmlns:a14="http://schemas.microsoft.com/office/drawing/2010/main" val="0"/>
@@ -20268,7 +16955,7 @@
                     </pic:cNvPicPr>
                   </pic:nvPicPr>
                   <pic:blipFill>
-                    <a:blip r:embed="rId14" cstate="print">
+                    <a:blip r:embed="rId13" cstate="print">
                       <a:extLst>
                         <a:ext uri="{28A0092B-C50C-407E-A947-70E740481C1C}">
                           <a14:useLocalDpi xmlns:a14="http://schemas.microsoft.com/office/drawing/2010/main" val="0"/>
@@ -34224,6 +30911,7 @@
       </w:r>
     </w:p>
     <w:sectPr>
+      <w:footerReference w:type="default" r:id="rId14"/>
       <w:pgSz w:w="11909" w:h="16834" w:code="9"/>
       <w:pgMar w:top="1134" w:right="1134" w:bottom="1134" w:left="1701" w:header="618" w:footer="561" w:gutter="0"/>
       <w:pgNumType w:start="1"/>
@@ -34263,157 +30951,58 @@
 <w:ftr xmlns:wpc="http://schemas.microsoft.com/office/word/2010/wordprocessingCanvas" xmlns:cx="http://schemas.microsoft.com/office/drawing/2014/chartex" xmlns:cx1="http://schemas.microsoft.com/office/drawing/2015/9/8/chartex" xmlns:cx2="http://schemas.microsoft.com/office/drawing/2015/10/21/chartex" xmlns:cx3="http://schemas.microsoft.com/office/drawing/2016/5/9/chartex" xmlns:cx4="http://schemas.microsoft.com/office/drawing/2016/5/10/chartex" xmlns:cx5="http://schemas.microsoft.com/office/drawing/2016/5/11/chartex" xmlns:cx6="http://schemas.microsoft.com/office/drawing/2016/5/12/chartex" xmlns:cx7="http://schemas.microsoft.com/office/drawing/2016/5/13/chartex" xmlns:cx8="http://schemas.microsoft.com/office/drawing/2016/5/14/chartex" xmlns:mc="http://schemas.openxmlformats.org/markup-compatibility/2006" xmlns:aink="http://schemas.microsoft.com/office/drawing/2016/ink" xmlns:am3d="http://schemas.microsoft.com/office/drawing/2017/model3d" xmlns:o="urn:schemas-microsoft-com:office:office" xmlns:oel="http://schemas.microsoft.com/office/2019/extlst" xmlns:r="http://schemas.openxmlformats.org/officeDocument/2006/relationships" xmlns:m="http://schemas.openxmlformats.org/officeDocument/2006/math" xmlns:v="urn:schemas-microsoft-com:vml" xmlns:wp14="http://schemas.microsoft.com/office/word/2010/wordprocessingDrawing" xmlns:wp="http://schemas.openxmlformats.org/drawingml/2006/wordprocessingDrawing" xmlns:w10="urn:schemas-microsoft-com:office:word" xmlns:w="http://schemas.openxmlformats.org/wordprocessingml/2006/main" xmlns:w14="http://schemas.microsoft.com/office/word/2010/wordml" xmlns:w15="http://schemas.microsoft.com/office/word/2012/wordml" xmlns:w16cex="http://schemas.microsoft.com/office/word/2018/wordml/cex" xmlns:w16cid="http://schemas.microsoft.com/office/word/2016/wordml/cid" xmlns:w16="http://schemas.microsoft.com/office/word/2018/wordml" xmlns:w16du="http://schemas.microsoft.com/office/word/2023/wordml/word16du" xmlns:w16sdtdh="http://schemas.microsoft.com/office/word/2020/wordml/sdtdatahash" xmlns:w16sdtfl="http://schemas.microsoft.com/office/word/2024/wordml/sdtformatlock" xmlns:w16se="http://schemas.microsoft.com/office/word/2015/wordml/symex" xmlns:wpg="http://schemas.microsoft.com/office/word/2010/wordprocessingGroup" xmlns:wpi="http://schemas.microsoft.com/office/word/2010/wordprocessingInk" xmlns:wne="http://schemas.microsoft.com/office/word/2006/wordml" xmlns:wps="http://schemas.microsoft.com/office/word/2010/wordprocessingShape" mc:Ignorable="w14 w15 w16se w16cid w16 w16cex w16sdtdh w16sdtfl w16du wp14">
   <w:p>
     <w:pPr>
+      <w:pStyle w:val="Footer"/>
+      <w:jc w:val="right"/>
+    </w:pPr>
+  </w:p>
+</w:ftr>
+</file>
+
+<file path=word/footer2.xml><?xml version="1.0" encoding="utf-8"?>
+<w:ftr xmlns:wpc="http://schemas.microsoft.com/office/word/2010/wordprocessingCanvas" xmlns:cx="http://schemas.microsoft.com/office/drawing/2014/chartex" xmlns:cx1="http://schemas.microsoft.com/office/drawing/2015/9/8/chartex" xmlns:cx2="http://schemas.microsoft.com/office/drawing/2015/10/21/chartex" xmlns:cx3="http://schemas.microsoft.com/office/drawing/2016/5/9/chartex" xmlns:cx4="http://schemas.microsoft.com/office/drawing/2016/5/10/chartex" xmlns:cx5="http://schemas.microsoft.com/office/drawing/2016/5/11/chartex" xmlns:cx6="http://schemas.microsoft.com/office/drawing/2016/5/12/chartex" xmlns:cx7="http://schemas.microsoft.com/office/drawing/2016/5/13/chartex" xmlns:cx8="http://schemas.microsoft.com/office/drawing/2016/5/14/chartex" xmlns:mc="http://schemas.openxmlformats.org/markup-compatibility/2006" xmlns:aink="http://schemas.microsoft.com/office/drawing/2016/ink" xmlns:am3d="http://schemas.microsoft.com/office/drawing/2017/model3d" xmlns:o="urn:schemas-microsoft-com:office:office" xmlns:oel="http://schemas.microsoft.com/office/2019/extlst" xmlns:r="http://schemas.openxmlformats.org/officeDocument/2006/relationships" xmlns:m="http://schemas.openxmlformats.org/officeDocument/2006/math" xmlns:v="urn:schemas-microsoft-com:vml" xmlns:wp14="http://schemas.microsoft.com/office/word/2010/wordprocessingDrawing" xmlns:wp="http://schemas.openxmlformats.org/drawingml/2006/wordprocessingDrawing" xmlns:w10="urn:schemas-microsoft-com:office:word" xmlns:w="http://schemas.openxmlformats.org/wordprocessingml/2006/main" xmlns:w14="http://schemas.microsoft.com/office/word/2010/wordml" xmlns:w15="http://schemas.microsoft.com/office/word/2012/wordml" xmlns:w16cex="http://schemas.microsoft.com/office/word/2018/wordml/cex" xmlns:w16cid="http://schemas.microsoft.com/office/word/2016/wordml/cid" xmlns:w16="http://schemas.microsoft.com/office/word/2018/wordml" xmlns:w16du="http://schemas.microsoft.com/office/word/2023/wordml/word16du" xmlns:w16sdtdh="http://schemas.microsoft.com/office/word/2020/wordml/sdtdatahash" xmlns:w16sdtfl="http://schemas.microsoft.com/office/word/2024/wordml/sdtformatlock" xmlns:w16se="http://schemas.microsoft.com/office/word/2015/wordml/symex" xmlns:wpg="http://schemas.microsoft.com/office/word/2010/wordprocessingGroup" xmlns:wpi="http://schemas.microsoft.com/office/word/2010/wordprocessingInk" xmlns:wne="http://schemas.microsoft.com/office/word/2006/wordml" xmlns:wps="http://schemas.microsoft.com/office/word/2010/wordprocessingShape" mc:Ignorable="w14 w15 w16se w16cid w16 w16cex w16sdtdh w16sdtfl w16du wp14">
+  <w:sdt>
+    <w:sdtPr>
+      <w:id w:val="1783145207"/>
+      <w:docPartObj>
+        <w:docPartGallery w:val="Page Numbers (Bottom of Page)"/>
+        <w:docPartUnique/>
+      </w:docPartObj>
+    </w:sdtPr>
+    <w:sdtEndPr>
       <w:rPr>
-        <w:b/>
-        <w:bCs/>
-        <w:color w:val="000000"/>
-        <w:szCs w:val="24"/>
+        <w:noProof/>
       </w:rPr>
-    </w:pPr>
-    <w:r>
-      <w:rPr>
-        <w:b/>
-        <w:bCs/>
-        <w:noProof/>
-        <w:szCs w:val="24"/>
-      </w:rPr>
-      <mc:AlternateContent>
-        <mc:Choice Requires="wps">
-          <w:drawing>
-            <wp:anchor distT="0" distB="0" distL="114300" distR="114300" simplePos="0" relativeHeight="251661312" behindDoc="0" locked="0" layoutInCell="1" allowOverlap="1" wp14:anchorId="0E9F751E" wp14:editId="1BE35C01">
-              <wp:simplePos x="0" y="0"/>
-              <wp:positionH relativeFrom="column">
-                <wp:posOffset>-108585</wp:posOffset>
-              </wp:positionH>
-              <wp:positionV relativeFrom="paragraph">
-                <wp:posOffset>-20320</wp:posOffset>
-              </wp:positionV>
-              <wp:extent cx="5962650" cy="0"/>
-              <wp:effectExtent l="0" t="0" r="0" b="0"/>
-              <wp:wrapNone/>
-              <wp:docPr id="51723302" name="Straight Connector 16"/>
-              <wp:cNvGraphicFramePr/>
-              <a:graphic xmlns:a="http://schemas.openxmlformats.org/drawingml/2006/main">
-                <a:graphicData uri="http://schemas.microsoft.com/office/word/2010/wordprocessingShape">
-                  <wps:wsp>
-                    <wps:cNvCnPr/>
-                    <wps:spPr>
-                      <a:xfrm flipV="1">
-                        <a:off x="0" y="0"/>
-                        <a:ext cx="5962650" cy="0"/>
-                      </a:xfrm>
-                      <a:prstGeom prst="line">
-                        <a:avLst/>
-                      </a:prstGeom>
-                    </wps:spPr>
-                    <wps:style>
-                      <a:lnRef idx="1">
-                        <a:schemeClr val="dk1"/>
-                      </a:lnRef>
-                      <a:fillRef idx="0">
-                        <a:schemeClr val="dk1"/>
-                      </a:fillRef>
-                      <a:effectRef idx="0">
-                        <a:schemeClr val="dk1"/>
-                      </a:effectRef>
-                      <a:fontRef idx="minor">
-                        <a:schemeClr val="tx1"/>
-                      </a:fontRef>
-                    </wps:style>
-                    <wps:bodyPr/>
-                  </wps:wsp>
-                </a:graphicData>
-              </a:graphic>
-              <wp14:sizeRelH relativeFrom="margin">
-                <wp14:pctWidth>0</wp14:pctWidth>
-              </wp14:sizeRelH>
-              <wp14:sizeRelV relativeFrom="margin">
-                <wp14:pctHeight>0</wp14:pctHeight>
-              </wp14:sizeRelV>
-            </wp:anchor>
-          </w:drawing>
-        </mc:Choice>
-        <mc:Fallback>
-          <w:pict>
-            <v:line w14:anchorId="1D33D8E5" id="Straight Connector 16" o:spid="_x0000_s1026" style="position:absolute;flip:y;z-index:251661312;visibility:visible;mso-wrap-style:square;mso-width-percent:0;mso-height-percent:0;mso-wrap-distance-left:9pt;mso-wrap-distance-top:0;mso-wrap-distance-right:9pt;mso-wrap-distance-bottom:0;mso-position-horizontal:absolute;mso-position-horizontal-relative:text;mso-position-vertical:absolute;mso-position-vertical-relative:text;mso-width-percent:0;mso-height-percent:0;mso-width-relative:margin;mso-height-relative:margin" from="-8.55pt,-1.6pt" to="460.95pt,-1.6pt" o:gfxdata="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" strokecolor="black [3040]"/>
-          </w:pict>
-        </mc:Fallback>
-      </mc:AlternateContent>
-    </w:r>
-    <w:r>
-      <w:rPr>
-        <w:b/>
-        <w:bCs/>
-        <w:szCs w:val="24"/>
-      </w:rPr>
-      <w:t>Hoàng Minh Trí – Đinh Công Trung Sỹ - Ngô Quang Sinh</w:t>
-    </w:r>
-    <w:r>
-      <w:rPr>
-        <w:b/>
-        <w:bCs/>
-        <w:color w:val="000000"/>
-        <w:szCs w:val="24"/>
-      </w:rPr>
-      <w:tab/>
-      <w:t xml:space="preserve">                            </w:t>
-    </w:r>
-    <w:r>
-      <w:rPr>
-        <w:b/>
-        <w:bCs/>
-        <w:color w:val="000000"/>
-        <w:szCs w:val="24"/>
-      </w:rPr>
-      <w:tab/>
-    </w:r>
-    <w:r>
-      <w:rPr>
-        <w:b/>
-        <w:bCs/>
-        <w:color w:val="000000"/>
-        <w:szCs w:val="24"/>
-      </w:rPr>
-      <w:fldChar w:fldCharType="begin"/>
-    </w:r>
-    <w:r>
-      <w:rPr>
-        <w:b/>
-        <w:bCs/>
-        <w:color w:val="000000"/>
-        <w:szCs w:val="24"/>
-      </w:rPr>
-      <w:instrText>PAGE</w:instrText>
-    </w:r>
-    <w:r>
-      <w:rPr>
-        <w:b/>
-        <w:bCs/>
-        <w:color w:val="000000"/>
-        <w:szCs w:val="24"/>
-      </w:rPr>
-      <w:fldChar w:fldCharType="separate"/>
-    </w:r>
-    <w:r>
-      <w:rPr>
-        <w:b/>
-        <w:bCs/>
-        <w:noProof/>
-        <w:color w:val="000000"/>
-        <w:szCs w:val="24"/>
-      </w:rPr>
-      <w:t>2</w:t>
-    </w:r>
-    <w:r>
-      <w:rPr>
-        <w:b/>
-        <w:bCs/>
-        <w:color w:val="000000"/>
-        <w:szCs w:val="24"/>
-      </w:rPr>
-      <w:fldChar w:fldCharType="end"/>
-    </w:r>
-  </w:p>
+    </w:sdtEndPr>
+    <w:sdtContent>
+      <w:p>
+        <w:pPr>
+          <w:pStyle w:val="Footer"/>
+          <w:jc w:val="right"/>
+        </w:pPr>
+        <w:r>
+          <w:fldChar w:fldCharType="begin"/>
+        </w:r>
+        <w:r>
+          <w:instrText xml:space="preserve"> PAGE   \* MERGEFORMAT </w:instrText>
+        </w:r>
+        <w:r>
+          <w:fldChar w:fldCharType="separate"/>
+        </w:r>
+        <w:r>
+          <w:rPr>
+            <w:noProof/>
+          </w:rPr>
+          <w:t>2</w:t>
+        </w:r>
+        <w:r>
+          <w:rPr>
+            <w:noProof/>
+          </w:rPr>
+          <w:fldChar w:fldCharType="end"/>
+        </w:r>
+      </w:p>
+    </w:sdtContent>
+  </w:sdt>
 </w:ftr>
 </file>
 
@@ -34440,114 +31029,6 @@
     </w:p>
   </w:footnote>
 </w:footnotes>
-</file>
-
-<file path=word/header1.xml><?xml version="1.0" encoding="utf-8"?>
-<w:hdr xmlns:wpc="http://schemas.microsoft.com/office/word/2010/wordprocessingCanvas" xmlns:cx="http://schemas.microsoft.com/office/drawing/2014/chartex" xmlns:cx1="http://schemas.microsoft.com/office/drawing/2015/9/8/chartex" xmlns:cx2="http://schemas.microsoft.com/office/drawing/2015/10/21/chartex" xmlns:cx3="http://schemas.microsoft.com/office/drawing/2016/5/9/chartex" xmlns:cx4="http://schemas.microsoft.com/office/drawing/2016/5/10/chartex" xmlns:cx5="http://schemas.microsoft.com/office/drawing/2016/5/11/chartex" xmlns:cx6="http://schemas.microsoft.com/office/drawing/2016/5/12/chartex" xmlns:cx7="http://schemas.microsoft.com/office/drawing/2016/5/13/chartex" xmlns:cx8="http://schemas.microsoft.com/office/drawing/2016/5/14/chartex" xmlns:mc="http://schemas.openxmlformats.org/markup-compatibility/2006" xmlns:aink="http://schemas.microsoft.com/office/drawing/2016/ink" xmlns:am3d="http://schemas.microsoft.com/office/drawing/2017/model3d" xmlns:o="urn:schemas-microsoft-com:office:office" xmlns:oel="http://schemas.microsoft.com/office/2019/extlst" xmlns:r="http://schemas.openxmlformats.org/officeDocument/2006/relationships" xmlns:m="http://schemas.openxmlformats.org/officeDocument/2006/math" xmlns:v="urn:schemas-microsoft-com:vml" xmlns:wp14="http://schemas.microsoft.com/office/word/2010/wordprocessingDrawing" xmlns:wp="http://schemas.openxmlformats.org/drawingml/2006/wordprocessingDrawing" xmlns:w10="urn:schemas-microsoft-com:office:word" xmlns:w="http://schemas.openxmlformats.org/wordprocessingml/2006/main" xmlns:w14="http://schemas.microsoft.com/office/word/2010/wordml" xmlns:w15="http://schemas.microsoft.com/office/word/2012/wordml" xmlns:w16cex="http://schemas.microsoft.com/office/word/2018/wordml/cex" xmlns:w16cid="http://schemas.microsoft.com/office/word/2016/wordml/cid" xmlns:w16="http://schemas.microsoft.com/office/word/2018/wordml" xmlns:w16du="http://schemas.microsoft.com/office/word/2023/wordml/word16du" xmlns:w16sdtdh="http://schemas.microsoft.com/office/word/2020/wordml/sdtdatahash" xmlns:w16sdtfl="http://schemas.microsoft.com/office/word/2024/wordml/sdtformatlock" xmlns:w16se="http://schemas.microsoft.com/office/word/2015/wordml/symex" xmlns:wpg="http://schemas.microsoft.com/office/word/2010/wordprocessingGroup" xmlns:wpi="http://schemas.microsoft.com/office/word/2010/wordprocessingInk" xmlns:wne="http://schemas.microsoft.com/office/word/2006/wordml" xmlns:wps="http://schemas.microsoft.com/office/word/2010/wordprocessingShape" mc:Ignorable="w14 w15 w16se w16cid w16 w16cex w16sdtdh w16sdtfl w16du wp14">
-  <w:p>
-    <w:pPr>
-      <w:rPr>
-        <w:b/>
-        <w:bCs/>
-        <w:sz w:val="22"/>
-        <w:szCs w:val="22"/>
-        <w:lang w:val="vi-VN"/>
-      </w:rPr>
-    </w:pPr>
-    <w:r>
-      <w:rPr>
-        <w:b/>
-        <w:bCs/>
-        <w:noProof/>
-        <w:sz w:val="22"/>
-        <w:szCs w:val="22"/>
-      </w:rPr>
-      <mc:AlternateContent>
-        <mc:Choice Requires="wps">
-          <w:drawing>
-            <wp:anchor distT="0" distB="0" distL="114300" distR="114300" simplePos="0" relativeHeight="251660288" behindDoc="0" locked="0" layoutInCell="1" allowOverlap="1" wp14:anchorId="759D7096" wp14:editId="4080B49D">
-              <wp:simplePos x="0" y="0"/>
-              <wp:positionH relativeFrom="margin">
-                <wp:posOffset>-70485</wp:posOffset>
-              </wp:positionH>
-              <wp:positionV relativeFrom="paragraph">
-                <wp:posOffset>217170</wp:posOffset>
-              </wp:positionV>
-              <wp:extent cx="5842000" cy="6350"/>
-              <wp:effectExtent l="0" t="0" r="25400" b="31750"/>
-              <wp:wrapNone/>
-              <wp:docPr id="380342397" name="Straight Connector 15"/>
-              <wp:cNvGraphicFramePr/>
-              <a:graphic xmlns:a="http://schemas.openxmlformats.org/drawingml/2006/main">
-                <a:graphicData uri="http://schemas.microsoft.com/office/word/2010/wordprocessingShape">
-                  <wps:wsp>
-                    <wps:cNvCnPr/>
-                    <wps:spPr>
-                      <a:xfrm>
-                        <a:off x="0" y="0"/>
-                        <a:ext cx="5842000" cy="6350"/>
-                      </a:xfrm>
-                      <a:prstGeom prst="line">
-                        <a:avLst/>
-                      </a:prstGeom>
-                    </wps:spPr>
-                    <wps:style>
-                      <a:lnRef idx="1">
-                        <a:schemeClr val="dk1"/>
-                      </a:lnRef>
-                      <a:fillRef idx="0">
-                        <a:schemeClr val="dk1"/>
-                      </a:fillRef>
-                      <a:effectRef idx="0">
-                        <a:schemeClr val="dk1"/>
-                      </a:effectRef>
-                      <a:fontRef idx="minor">
-                        <a:schemeClr val="tx1"/>
-                      </a:fontRef>
-                    </wps:style>
-                    <wps:bodyPr/>
-                  </wps:wsp>
-                </a:graphicData>
-              </a:graphic>
-              <wp14:sizeRelH relativeFrom="margin">
-                <wp14:pctWidth>0</wp14:pctWidth>
-              </wp14:sizeRelH>
-              <wp14:sizeRelV relativeFrom="margin">
-                <wp14:pctHeight>0</wp14:pctHeight>
-              </wp14:sizeRelV>
-            </wp:anchor>
-          </w:drawing>
-        </mc:Choice>
-        <mc:Fallback>
-          <w:pict>
-            <v:line w14:anchorId="06D984F0" id="Straight Connector 15" o:spid="_x0000_s1026" style="position:absolute;z-index:251660288;visibility:visible;mso-wrap-style:square;mso-width-percent:0;mso-height-percent:0;mso-wrap-distance-left:9pt;mso-wrap-distance-top:0;mso-wrap-distance-right:9pt;mso-wrap-distance-bottom:0;mso-position-horizontal:absolute;mso-position-horizontal-relative:margin;mso-position-vertical:absolute;mso-position-vertical-relative:text;mso-width-percent:0;mso-height-percent:0;mso-width-relative:margin;mso-height-relative:margin" from="-5.55pt,17.1pt" to="454.45pt,17.6pt" o:gfxdata="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" strokecolor="black [3040]">
-              <w10:wrap anchorx="margin"/>
-            </v:line>
-          </w:pict>
-        </mc:Fallback>
-      </mc:AlternateContent>
-    </w:r>
-    <w:r>
-      <w:rPr>
-        <w:b/>
-        <w:bCs/>
-        <w:sz w:val="22"/>
-        <w:szCs w:val="22"/>
-      </w:rPr>
-      <w:t>Báo cáo đồ án PBL5: Dự án kĩ</w:t>
-    </w:r>
-    <w:r>
-      <w:rPr>
-        <w:b/>
-        <w:bCs/>
-        <w:sz w:val="22"/>
-        <w:szCs w:val="22"/>
-        <w:lang w:val="vi-VN"/>
-      </w:rPr>
-      <w:t xml:space="preserve"> thuật máy tính</w:t>
-    </w:r>
-  </w:p>
-</w:hdr>
 </file>
 
 <file path=word/numbering.xml><?xml version="1.0" encoding="utf-8"?>
@@ -36710,6 +33191,7 @@
   <w:style w:type="character" w:default="1" w:styleId="DefaultParagraphFont">
     <w:name w:val="Default Paragraph Font"/>
     <w:uiPriority w:val="1"/>
+    <w:semiHidden/>
     <w:unhideWhenUsed/>
   </w:style>
   <w:style w:type="table" w:default="1" w:styleId="TableNormal">
@@ -37845,28 +34327,28 @@
 </file>
 
 <file path=customXml/item1.xml><?xml version="1.0" encoding="utf-8"?>
-<b:Sources xmlns:b="http://schemas.openxmlformats.org/officeDocument/2006/bibliography" xmlns="http://schemas.openxmlformats.org/officeDocument/2006/bibliography" SelectedStyle="\APASixthEditionOfficeOnline.xsl" StyleName="APA" Version="6"/>
-</file>
-
-<file path=customXml/item2.xml><?xml version="1.0" encoding="utf-8"?>
 <go:gDocsCustomXmlDataStorage xmlns:go="http://customooxmlschemas.google.com/" xmlns:r="http://schemas.openxmlformats.org/officeDocument/2006/relationships" uri="GoogleDocsCustomDataVersion2">
   <go:docsCustomData xmlns:go="http://customooxmlschemas.google.com/" roundtripDataSignature="AMtx7mjJQj9gHwgEQ9i1Gl151K87Kk5XYQ==">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</go:docsCustomData>
 </go:gDocsCustomXmlDataStorage>
 </file>
 
-<file path=customXml/itemProps1.xml><?xml version="1.0" encoding="utf-8"?>
-<ds:datastoreItem xmlns:ds="http://schemas.openxmlformats.org/officeDocument/2006/customXml" ds:itemID="{45FCA3E9-54D3-458B-902F-A7B9310C6D99}">
-  <ds:schemaRefs>
-    <ds:schemaRef ds:uri="http://schemas.openxmlformats.org/officeDocument/2006/bibliography"/>
-  </ds:schemaRefs>
-</ds:datastoreItem>
+<file path=customXml/item2.xml><?xml version="1.0" encoding="utf-8"?>
+<b:Sources xmlns:b="http://schemas.openxmlformats.org/officeDocument/2006/bibliography" xmlns="http://schemas.openxmlformats.org/officeDocument/2006/bibliography" SelectedStyle="\APASixthEditionOfficeOnline.xsl" StyleName="APA" Version="6"/>
 </file>
 
-<file path=customXml/itemProps2.xml><?xml version="1.0" encoding="utf-8"?>
+<file path=customXml/itemProps1.xml><?xml version="1.0" encoding="utf-8"?>
 <ds:datastoreItem xmlns:ds="http://schemas.openxmlformats.org/officeDocument/2006/customXml" ds:itemID="{11111111-1234-1234-1234-123412341234}">
   <ds:schemaRefs>
     <ds:schemaRef ds:uri="http://customooxmlschemas.google.com/"/>
     <ds:schemaRef ds:uri="http://schemas.openxmlformats.org/officeDocument/2006/relationships"/>
   </ds:schemaRefs>
 </ds:datastoreItem>
+</file>
+
+<file path=customXml/itemProps2.xml><?xml version="1.0" encoding="utf-8"?>
+<ds:datastoreItem xmlns:ds="http://schemas.openxmlformats.org/officeDocument/2006/customXml" ds:itemID="{45FCA3E9-54D3-458B-902F-A7B9310C6D99}">
+  <ds:schemaRefs>
+    <ds:schemaRef ds:uri="http://schemas.openxmlformats.org/officeDocument/2006/bibliography"/>
+  </ds:schemaRefs>
+</ds:datastoreItem>
 </file>